--- a/docs/gost/06-programma-i-metodika-ispytanij.docx
+++ b/docs/gost/06-programma-i-metodika-ispytanij.docx
@@ -1070,25 +1070,31 @@
       <w:r>
         <w:t xml:space="preserve">Документ составлен по материалам репозитория и измерениям, лежащим в </w:t>
       </w:r>
-      <w:r>
-        <w:rPr>
-          <w:rFonts w:ascii="Courier New" w:hAnsi="Courier New" w:cs="Courier New"/>
-          <w:sz w:val="24"/>
-          <w:szCs w:val="24"/>
-        </w:rPr>
-        <w:t xml:space="preserve">docs/spike/results/</w:t>
-      </w:r>
+      <w:hyperlink r:id="rIdLnk1" w:history="1">
+        <w:r>
+          <w:rPr>
+            <w:rStyle w:val="Hyperlink"/>
+            <w:rFonts w:ascii="Courier New" w:hAnsi="Courier New" w:cs="Courier New"/>
+            <w:sz w:val="24"/>
+            <w:szCs w:val="24"/>
+          </w:rPr>
+          <w:t xml:space="preserve">docs/spike/results/</w:t>
+        </w:r>
+      </w:hyperlink>
       <w:r>
         <w:t xml:space="preserve"> и </w:t>
       </w:r>
-      <w:r>
-        <w:rPr>
-          <w:rFonts w:ascii="Courier New" w:hAnsi="Courier New" w:cs="Courier New"/>
-          <w:sz w:val="24"/>
-          <w:szCs w:val="24"/>
-        </w:rPr>
-        <w:t xml:space="preserve">docs/perf/</w:t>
-      </w:r>
+      <w:hyperlink r:id="rIdLnk2" w:history="1">
+        <w:r>
+          <w:rPr>
+            <w:rStyle w:val="Hyperlink"/>
+            <w:rFonts w:ascii="Courier New" w:hAnsi="Courier New" w:cs="Courier New"/>
+            <w:sz w:val="24"/>
+            <w:szCs w:val="24"/>
+          </w:rPr>
+          <w:t xml:space="preserve">docs/perf/</w:t>
+        </w:r>
+      </w:hyperlink>
       <w:r>
         <w:t xml:space="preserve">, с помощью ИИ-ассистента; человеком не проверен и никем не согласован. Подписи, должности, даты согласования и обозначение документа оставлены пустыми намеренно.</w:t>
       </w:r>
@@ -1177,14 +1183,17 @@
       <w:r>
         <w:t xml:space="preserve"> и в виде офлайн-архива (текущий кандидат – тег rc4, коммит 76f45ad; код после rc4 в нём отсутствует, </w:t>
       </w:r>
-      <w:r>
-        <w:rPr>
-          <w:rFonts w:ascii="Courier New" w:hAnsi="Courier New" w:cs="Courier New"/>
-          <w:sz w:val="24"/>
-          <w:szCs w:val="24"/>
-        </w:rPr>
-        <w:t xml:space="preserve">docs/perf/clean-install-20261029.md</w:t>
-      </w:r>
+      <w:hyperlink r:id="rIdLnk3" w:history="1">
+        <w:r>
+          <w:rPr>
+            <w:rStyle w:val="Hyperlink"/>
+            <w:rFonts w:ascii="Courier New" w:hAnsi="Courier New" w:cs="Courier New"/>
+            <w:sz w:val="24"/>
+            <w:szCs w:val="24"/>
+          </w:rPr>
+          <w:t xml:space="preserve">docs/perf/clean-install-20261029.md</w:t>
+        </w:r>
+      </w:hyperlink>
       <w:r>
         <w:t xml:space="preserve">). Испытания проводятся на целевом ноутбуке (ThinkPad X1 Carbon 7 поколения, i7-8665U, 15 ГиБ ОЗУ, Linux x86_64) и, для части проверок, на машине разработки без Ollama.</w:t>
       </w:r>
@@ -1214,14 +1223,17 @@
       <w:r>
         <w:t xml:space="preserve">Проверяются требования ТЗ, раздел 4 (ФТ-1…ФТ-11, надёжность, условия эксплуатации, совместимость). Соответствие требований методам испытаний – в таблице 4 раздела 6.7. Источник сценариев – критерии AC-01…AC-25 (</w:t>
       </w:r>
-      <w:r>
-        <w:rPr>
-          <w:rFonts w:ascii="Courier New" w:hAnsi="Courier New" w:cs="Courier New"/>
-          <w:sz w:val="24"/>
-          <w:szCs w:val="24"/>
-        </w:rPr>
-        <w:t xml:space="preserve">docs/acceptance/acceptance.md</w:t>
-      </w:r>
+      <w:hyperlink r:id="rIdLnk4" w:history="1">
+        <w:r>
+          <w:rPr>
+            <w:rStyle w:val="Hyperlink"/>
+            <w:rFonts w:ascii="Courier New" w:hAnsi="Courier New" w:cs="Courier New"/>
+            <w:sz w:val="24"/>
+            <w:szCs w:val="24"/>
+          </w:rPr>
+          <w:t xml:space="preserve">docs/acceptance/acceptance.md</w:t>
+        </w:r>
+      </w:hyperlink>
       <w:r>
         <w:t xml:space="preserve">); их пошаговая проверка при составлении документа не выполнялась </w:t>
       </w:r>
@@ -1467,13 +1479,80 @@
               </w:rPr>
               <w:t xml:space="preserve">, </w:t>
             </w:r>
+            <w:hyperlink r:id="rIdLnk5" w:history="1">
+              <w:r>
+                <w:rPr>
+                  <w:rStyle w:val="Hyperlink"/>
+                  <w:rFonts w:ascii="Courier New" w:hAnsi="Courier New" w:cs="Courier New"/>
+                  <w:sz w:val="20"/>
+                  <w:szCs w:val="20"/>
+                </w:rPr>
+                <w:t xml:space="preserve">pyproject.toml</w:t>
+              </w:r>
+            </w:hyperlink>
+          </w:p>
+        </w:tc>
+      </w:tr>
+      <w:tr>
+        <w:trPr>
+          <w:cantSplit/>
+        </w:trPr>
+        <w:tc>
+          <w:tcPr>
+            <w:tcW w:w="3037" w:type="dxa"/>
+          </w:tcPr>
+          <w:p>
+            <w:pPr>
+              <w:pStyle w:val="TableText"/>
+            </w:pPr>
+            <w:r>
+              <w:rPr>
+                <w:sz w:val="24"/>
+                <w:szCs w:val="24"/>
+              </w:rPr>
+              <w:t xml:space="preserve">Node.js (встроенный раннер)</w:t>
+            </w:r>
+          </w:p>
+        </w:tc>
+        <w:tc>
+          <w:tcPr>
+            <w:tcW w:w="3887" w:type="dxa"/>
+          </w:tcPr>
+          <w:p>
+            <w:pPr>
+              <w:pStyle w:val="TableText"/>
+            </w:pPr>
+            <w:r>
+              <w:rPr>
+                <w:sz w:val="24"/>
+                <w:szCs w:val="24"/>
+              </w:rPr>
+              <w:t xml:space="preserve">тесты логики интерфейса</w:t>
+            </w:r>
+          </w:p>
+        </w:tc>
+        <w:tc>
+          <w:tcPr>
+            <w:tcW w:w="2429" w:type="dxa"/>
+          </w:tcPr>
+          <w:p>
+            <w:pPr>
+              <w:pStyle w:val="TableText"/>
+            </w:pPr>
             <w:r>
               <w:rPr>
                 <w:rFonts w:ascii="Courier New" w:hAnsi="Courier New" w:cs="Courier New"/>
                 <w:sz w:val="20"/>
                 <w:szCs w:val="20"/>
               </w:rPr>
-              <w:t xml:space="preserve">pyproject.toml</w:t>
+              <w:t xml:space="preserve">tests/web_js/*.test.mjs</w:t>
+            </w:r>
+            <w:r>
+              <w:rPr>
+                <w:sz w:val="24"/>
+                <w:szCs w:val="24"/>
+              </w:rPr>
+              <w:t xml:space="preserve"> (7 файлов)</w:t>
             </w:r>
           </w:p>
         </w:tc>
@@ -1495,7 +1574,7 @@
                 <w:sz w:val="24"/>
                 <w:szCs w:val="24"/>
               </w:rPr>
-              <w:t xml:space="preserve">Node.js (встроенный раннер)</w:t>
+              <w:t xml:space="preserve">ruff 0.17.1, pyright 1.1.414</w:t>
             </w:r>
           </w:p>
         </w:tc>
@@ -1512,7 +1591,7 @@
                 <w:sz w:val="24"/>
                 <w:szCs w:val="24"/>
               </w:rPr>
-              <w:t xml:space="preserve">тесты логики интерфейса</w:t>
+              <w:t xml:space="preserve">стиль и типы</w:t>
             </w:r>
           </w:p>
         </w:tc>
@@ -1530,86 +1609,83 @@
                 <w:sz w:val="20"/>
                 <w:szCs w:val="20"/>
               </w:rPr>
-              <w:t xml:space="preserve">tests/web_js/*.test.mjs</w:t>
-            </w:r>
-            <w:r>
-              <w:rPr>
-                <w:sz w:val="24"/>
-                <w:szCs w:val="24"/>
-              </w:rPr>
-              <w:t xml:space="preserve"> (7 файлов)</w:t>
-            </w:r>
-          </w:p>
-        </w:tc>
-      </w:tr>
-      <w:tr>
-        <w:trPr>
-          <w:cantSplit/>
-        </w:trPr>
-        <w:tc>
-          <w:tcPr>
-            <w:tcW w:w="3037" w:type="dxa"/>
-          </w:tcPr>
-          <w:p>
-            <w:pPr>
-              <w:pStyle w:val="TableText"/>
-            </w:pPr>
-            <w:r>
-              <w:rPr>
-                <w:sz w:val="24"/>
-                <w:szCs w:val="24"/>
-              </w:rPr>
-              <w:t xml:space="preserve">ruff 0.17.1, pyright 1.1.414</w:t>
-            </w:r>
-          </w:p>
-        </w:tc>
-        <w:tc>
-          <w:tcPr>
-            <w:tcW w:w="3887" w:type="dxa"/>
-          </w:tcPr>
-          <w:p>
-            <w:pPr>
-              <w:pStyle w:val="TableText"/>
-            </w:pPr>
-            <w:r>
-              <w:rPr>
-                <w:sz w:val="24"/>
-                <w:szCs w:val="24"/>
-              </w:rPr>
-              <w:t xml:space="preserve">стиль и типы</w:t>
-            </w:r>
-          </w:p>
-        </w:tc>
-        <w:tc>
-          <w:tcPr>
-            <w:tcW w:w="2429" w:type="dxa"/>
-          </w:tcPr>
-          <w:p>
-            <w:pPr>
-              <w:pStyle w:val="TableText"/>
-            </w:pPr>
+              <w:t xml:space="preserve">just lint</w:t>
+            </w:r>
+            <w:r>
+              <w:rPr>
+                <w:sz w:val="24"/>
+                <w:szCs w:val="24"/>
+              </w:rPr>
+              <w:t xml:space="preserve">, </w:t>
+            </w:r>
             <w:r>
               <w:rPr>
                 <w:rFonts w:ascii="Courier New" w:hAnsi="Courier New" w:cs="Courier New"/>
                 <w:sz w:val="20"/>
                 <w:szCs w:val="20"/>
               </w:rPr>
-              <w:t xml:space="preserve">just lint</w:t>
-            </w:r>
-            <w:r>
-              <w:rPr>
-                <w:sz w:val="24"/>
-                <w:szCs w:val="24"/>
-              </w:rPr>
-              <w:t xml:space="preserve">, </w:t>
-            </w:r>
+              <w:t xml:space="preserve">just typecheck</w:t>
+            </w:r>
+          </w:p>
+        </w:tc>
+      </w:tr>
+      <w:tr>
+        <w:trPr>
+          <w:cantSplit/>
+        </w:trPr>
+        <w:tc>
+          <w:tcPr>
+            <w:tcW w:w="3037" w:type="dxa"/>
+          </w:tcPr>
+          <w:p>
+            <w:pPr>
+              <w:pStyle w:val="TableText"/>
+            </w:pPr>
+            <w:hyperlink r:id="rIdLnk6" w:history="1">
+              <w:r>
+                <w:rPr>
+                  <w:rStyle w:val="Hyperlink"/>
+                  <w:rFonts w:ascii="Courier New" w:hAnsi="Courier New" w:cs="Courier New"/>
+                  <w:sz w:val="20"/>
+                  <w:szCs w:val="20"/>
+                </w:rPr>
+                <w:t xml:space="preserve">eval/run_eval.py</w:t>
+              </w:r>
+            </w:hyperlink>
+          </w:p>
+        </w:tc>
+        <w:tc>
+          <w:tcPr>
+            <w:tcW w:w="3887" w:type="dxa"/>
+          </w:tcPr>
+          <w:p>
+            <w:pPr>
+              <w:pStyle w:val="TableText"/>
+            </w:pPr>
+            <w:r>
+              <w:rPr>
+                <w:sz w:val="24"/>
+                <w:szCs w:val="24"/>
+              </w:rPr>
+              <w:t xml:space="preserve">A/B-оценка конфигураций и правил по золотым наборам</w:t>
+            </w:r>
+          </w:p>
+        </w:tc>
+        <w:tc>
+          <w:tcPr>
+            <w:tcW w:w="2429" w:type="dxa"/>
+          </w:tcPr>
+          <w:p>
+            <w:pPr>
+              <w:pStyle w:val="TableText"/>
+            </w:pPr>
             <w:r>
               <w:rPr>
                 <w:rFonts w:ascii="Courier New" w:hAnsi="Courier New" w:cs="Courier New"/>
                 <w:sz w:val="20"/>
                 <w:szCs w:val="20"/>
               </w:rPr>
-              <w:t xml:space="preserve">just typecheck</w:t>
+              <w:t xml:space="preserve">eval/</w:t>
             </w:r>
           </w:p>
         </w:tc>
@@ -1626,13 +1702,95 @@
             <w:pPr>
               <w:pStyle w:val="TableText"/>
             </w:pPr>
+            <w:hyperlink r:id="rIdLnk7" w:history="1">
+              <w:r>
+                <w:rPr>
+                  <w:rStyle w:val="Hyperlink"/>
+                  <w:rFonts w:ascii="Courier New" w:hAnsi="Courier New" w:cs="Courier New"/>
+                  <w:sz w:val="20"/>
+                  <w:szCs w:val="20"/>
+                </w:rPr>
+                <w:t xml:space="preserve">eval/pre_reveal.py</w:t>
+              </w:r>
+            </w:hyperlink>
+          </w:p>
+        </w:tc>
+        <w:tc>
+          <w:tcPr>
+            <w:tcW w:w="3887" w:type="dxa"/>
+          </w:tcPr>
+          <w:p>
+            <w:pPr>
+              <w:pStyle w:val="TableText"/>
+            </w:pPr>
+            <w:r>
+              <w:rPr>
+                <w:sz w:val="24"/>
+                <w:szCs w:val="24"/>
+              </w:rPr>
+              <w:t xml:space="preserve">тест «до раскрытия»</w:t>
+            </w:r>
+          </w:p>
+        </w:tc>
+        <w:tc>
+          <w:tcPr>
+            <w:tcW w:w="2429" w:type="dxa"/>
+          </w:tcPr>
+          <w:p>
+            <w:pPr>
+              <w:pStyle w:val="TableText"/>
+            </w:pPr>
+            <w:hyperlink r:id="rIdLnk8" w:history="1">
+              <w:r>
+                <w:rPr>
+                  <w:rStyle w:val="Hyperlink"/>
+                  <w:rFonts w:ascii="Courier New" w:hAnsi="Courier New" w:cs="Courier New"/>
+                  <w:sz w:val="20"/>
+                  <w:szCs w:val="20"/>
+                </w:rPr>
+                <w:t xml:space="preserve">eval/pre_reveal/cases.jsonl</w:t>
+              </w:r>
+            </w:hyperlink>
+          </w:p>
+        </w:tc>
+      </w:tr>
+      <w:tr>
+        <w:trPr>
+          <w:cantSplit/>
+        </w:trPr>
+        <w:tc>
+          <w:tcPr>
+            <w:tcW w:w="3037" w:type="dxa"/>
+          </w:tcPr>
+          <w:p>
+            <w:pPr>
+              <w:pStyle w:val="TableText"/>
+            </w:pPr>
+            <w:hyperlink r:id="rIdLnk9" w:history="1">
+              <w:r>
+                <w:rPr>
+                  <w:rStyle w:val="Hyperlink"/>
+                  <w:rFonts w:ascii="Courier New" w:hAnsi="Courier New" w:cs="Courier New"/>
+                  <w:sz w:val="20"/>
+                  <w:szCs w:val="20"/>
+                </w:rPr>
+                <w:t xml:space="preserve">scripts/preflight.py</w:t>
+              </w:r>
+            </w:hyperlink>
+            <w:r>
+              <w:rPr>
+                <w:sz w:val="24"/>
+                <w:szCs w:val="24"/>
+              </w:rPr>
+              <w:t xml:space="preserve">, </w:t>
+            </w:r>
             <w:r>
               <w:rPr>
                 <w:rFonts w:ascii="Courier New" w:hAnsi="Courier New" w:cs="Courier New"/>
                 <w:sz w:val="20"/>
                 <w:szCs w:val="20"/>
               </w:rPr>
-              <w:t xml:space="preserve">eval/run_eval.py</w:t>
+              <w:t xml:space="preserve">verify_offline.sh</w:t>
             </w:r>
           </w:p>
         </w:tc>
@@ -1649,7 +1807,7 @@
                 <w:sz w:val="24"/>
                 <w:szCs w:val="24"/>
               </w:rPr>
-              <w:t xml:space="preserve">A/B-оценка конфигураций и правил по золотым наборам</w:t>
+              <w:t xml:space="preserve">готовность Ollama/моделей и проверка офлайн-архива</w:t>
             </w:r>
           </w:p>
         </w:tc>
@@ -1667,7 +1825,7 @@
                 <w:sz w:val="20"/>
                 <w:szCs w:val="20"/>
               </w:rPr>
-              <w:t xml:space="preserve">eval/</w:t>
+              <w:t xml:space="preserve">scripts/</w:t>
             </w:r>
           </w:p>
         </w:tc>
@@ -1684,13 +1842,20 @@
             <w:pPr>
               <w:pStyle w:val="TableText"/>
             </w:pPr>
+            <w:r>
+              <w:rPr>
+                <w:sz w:val="24"/>
+                <w:szCs w:val="24"/>
+              </w:rPr>
+              <w:t xml:space="preserve">FakeLLM и фиктивное окружение </w:t>
+            </w:r>
             <w:r>
               <w:rPr>
                 <w:rFonts w:ascii="Courier New" w:hAnsi="Courier New" w:cs="Courier New"/>
                 <w:sz w:val="20"/>
                 <w:szCs w:val="20"/>
               </w:rPr>
-              <w:t xml:space="preserve">eval/pre_reveal.py</w:t>
+              <w:t xml:space="preserve">--fake</w:t>
             </w:r>
           </w:p>
         </w:tc>
@@ -1707,7 +1872,7 @@
                 <w:sz w:val="24"/>
                 <w:szCs w:val="24"/>
               </w:rPr>
-              <w:t xml:space="preserve">тест «до раскрытия»</w:t>
+              <w:t xml:space="preserve">детерминированная замена модели в тестах и демо-режиме</w:t>
             </w:r>
           </w:p>
         </w:tc>
@@ -1725,145 +1890,79 @@
                 <w:sz w:val="20"/>
                 <w:szCs w:val="20"/>
               </w:rPr>
-              <w:t xml:space="preserve">eval/pre_reveal/cases.jsonl</w:t>
-            </w:r>
-          </w:p>
-        </w:tc>
-      </w:tr>
-      <w:tr>
-        <w:trPr>
-          <w:cantSplit/>
-        </w:trPr>
-        <w:tc>
-          <w:tcPr>
-            <w:tcW w:w="3037" w:type="dxa"/>
-          </w:tcPr>
-          <w:p>
-            <w:pPr>
-              <w:pStyle w:val="TableText"/>
-            </w:pPr>
+              <w:t xml:space="preserve">tests/</w:t>
+            </w:r>
+            <w:r>
+              <w:rPr>
+                <w:sz w:val="24"/>
+                <w:szCs w:val="24"/>
+              </w:rPr>
+              <w:t xml:space="preserve">, </w:t>
+            </w:r>
             <w:r>
               <w:rPr>
                 <w:rFonts w:ascii="Courier New" w:hAnsi="Courier New" w:cs="Courier New"/>
                 <w:sz w:val="20"/>
                 <w:szCs w:val="20"/>
               </w:rPr>
-              <w:t xml:space="preserve">scripts/preflight.py</w:t>
-            </w:r>
-            <w:r>
-              <w:rPr>
-                <w:sz w:val="24"/>
-                <w:szCs w:val="24"/>
-              </w:rPr>
-              <w:t xml:space="preserve">, </w:t>
-            </w:r>
+              <w:t xml:space="preserve">api/fixture.py</w:t>
+            </w:r>
+          </w:p>
+        </w:tc>
+      </w:tr>
+      <w:tr>
+        <w:trPr>
+          <w:cantSplit/>
+        </w:trPr>
+        <w:tc>
+          <w:tcPr>
+            <w:tcW w:w="3037" w:type="dxa"/>
+          </w:tcPr>
+          <w:p>
+            <w:pPr>
+              <w:pStyle w:val="TableText"/>
+            </w:pPr>
+            <w:r>
+              <w:rPr>
+                <w:sz w:val="24"/>
+                <w:szCs w:val="24"/>
+              </w:rPr>
+              <w:t xml:space="preserve">Измерительные скрипты ноутбука</w:t>
+            </w:r>
+          </w:p>
+        </w:tc>
+        <w:tc>
+          <w:tcPr>
+            <w:tcW w:w="3887" w:type="dxa"/>
+          </w:tcPr>
+          <w:p>
+            <w:pPr>
+              <w:pStyle w:val="TableText"/>
+            </w:pPr>
+            <w:r>
+              <w:rPr>
+                <w:sz w:val="24"/>
+                <w:szCs w:val="24"/>
+              </w:rPr>
+              <w:t xml:space="preserve">задержка по API и память процессов</w:t>
+            </w:r>
+          </w:p>
+        </w:tc>
+        <w:tc>
+          <w:tcPr>
+            <w:tcW w:w="2429" w:type="dxa"/>
+          </w:tcPr>
+          <w:p>
+            <w:pPr>
+              <w:pStyle w:val="TableText"/>
+            </w:pPr>
             <w:r>
               <w:rPr>
                 <w:rFonts w:ascii="Courier New" w:hAnsi="Courier New" w:cs="Courier New"/>
                 <w:sz w:val="20"/>
                 <w:szCs w:val="20"/>
               </w:rPr>
-              <w:t xml:space="preserve">verify_offline.sh</w:t>
-            </w:r>
-          </w:p>
-        </w:tc>
-        <w:tc>
-          <w:tcPr>
-            <w:tcW w:w="3887" w:type="dxa"/>
-          </w:tcPr>
-          <w:p>
-            <w:pPr>
-              <w:pStyle w:val="TableText"/>
-            </w:pPr>
-            <w:r>
-              <w:rPr>
-                <w:sz w:val="24"/>
-                <w:szCs w:val="24"/>
-              </w:rPr>
-              <w:t xml:space="preserve">готовность Ollama/моделей и проверка офлайн-архива</w:t>
-            </w:r>
-          </w:p>
-        </w:tc>
-        <w:tc>
-          <w:tcPr>
-            <w:tcW w:w="2429" w:type="dxa"/>
-          </w:tcPr>
-          <w:p>
-            <w:pPr>
-              <w:pStyle w:val="TableText"/>
-            </w:pPr>
-            <w:r>
-              <w:rPr>
-                <w:rFonts w:ascii="Courier New" w:hAnsi="Courier New" w:cs="Courier New"/>
-                <w:sz w:val="20"/>
-                <w:szCs w:val="20"/>
-              </w:rPr>
-              <w:t xml:space="preserve">scripts/</w:t>
-            </w:r>
-          </w:p>
-        </w:tc>
-      </w:tr>
-      <w:tr>
-        <w:trPr>
-          <w:cantSplit/>
-        </w:trPr>
-        <w:tc>
-          <w:tcPr>
-            <w:tcW w:w="3037" w:type="dxa"/>
-          </w:tcPr>
-          <w:p>
-            <w:pPr>
-              <w:pStyle w:val="TableText"/>
-            </w:pPr>
-            <w:r>
-              <w:rPr>
-                <w:sz w:val="24"/>
-                <w:szCs w:val="24"/>
-              </w:rPr>
-              <w:t xml:space="preserve">FakeLLM и фиктивное окружение </w:t>
-            </w:r>
-            <w:r>
-              <w:rPr>
-                <w:rFonts w:ascii="Courier New" w:hAnsi="Courier New" w:cs="Courier New"/>
-                <w:sz w:val="20"/>
-                <w:szCs w:val="20"/>
-              </w:rPr>
-              <w:t xml:space="preserve">--fake</w:t>
-            </w:r>
-          </w:p>
-        </w:tc>
-        <w:tc>
-          <w:tcPr>
-            <w:tcW w:w="3887" w:type="dxa"/>
-          </w:tcPr>
-          <w:p>
-            <w:pPr>
-              <w:pStyle w:val="TableText"/>
-            </w:pPr>
-            <w:r>
-              <w:rPr>
-                <w:sz w:val="24"/>
-                <w:szCs w:val="24"/>
-              </w:rPr>
-              <w:t xml:space="preserve">детерминированная замена модели в тестах и демо-режиме</w:t>
-            </w:r>
-          </w:p>
-        </w:tc>
-        <w:tc>
-          <w:tcPr>
-            <w:tcW w:w="2429" w:type="dxa"/>
-          </w:tcPr>
-          <w:p>
-            <w:pPr>
-              <w:pStyle w:val="TableText"/>
-            </w:pPr>
-            <w:r>
-              <w:rPr>
-                <w:rFonts w:ascii="Courier New" w:hAnsi="Courier New" w:cs="Courier New"/>
-                <w:sz w:val="20"/>
-                <w:szCs w:val="20"/>
-              </w:rPr>
-              <w:t xml:space="preserve">tests/</w:t>
+              <w:t xml:space="preserve">docs/perf/laptop-*.md</w:t>
             </w:r>
             <w:r>
               <w:rPr>
@@ -1872,86 +1971,17 @@
               </w:rPr>
               <w:t xml:space="preserve">, </w:t>
             </w:r>
-            <w:r>
-              <w:rPr>
-                <w:rFonts w:ascii="Courier New" w:hAnsi="Courier New" w:cs="Courier New"/>
-                <w:sz w:val="20"/>
-                <w:szCs w:val="20"/>
-              </w:rPr>
-              <w:t xml:space="preserve">api/fixture.py</w:t>
-            </w:r>
-          </w:p>
-        </w:tc>
-      </w:tr>
-      <w:tr>
-        <w:trPr>
-          <w:cantSplit/>
-        </w:trPr>
-        <w:tc>
-          <w:tcPr>
-            <w:tcW w:w="3037" w:type="dxa"/>
-          </w:tcPr>
-          <w:p>
-            <w:pPr>
-              <w:pStyle w:val="TableText"/>
-            </w:pPr>
-            <w:r>
-              <w:rPr>
-                <w:sz w:val="24"/>
-                <w:szCs w:val="24"/>
-              </w:rPr>
-              <w:t xml:space="preserve">Измерительные скрипты ноутбука</w:t>
-            </w:r>
-          </w:p>
-        </w:tc>
-        <w:tc>
-          <w:tcPr>
-            <w:tcW w:w="3887" w:type="dxa"/>
-          </w:tcPr>
-          <w:p>
-            <w:pPr>
-              <w:pStyle w:val="TableText"/>
-            </w:pPr>
-            <w:r>
-              <w:rPr>
-                <w:sz w:val="24"/>
-                <w:szCs w:val="24"/>
-              </w:rPr>
-              <w:t xml:space="preserve">задержка по API и память процессов</w:t>
-            </w:r>
-          </w:p>
-        </w:tc>
-        <w:tc>
-          <w:tcPr>
-            <w:tcW w:w="2429" w:type="dxa"/>
-          </w:tcPr>
-          <w:p>
-            <w:pPr>
-              <w:pStyle w:val="TableText"/>
-            </w:pPr>
-            <w:r>
-              <w:rPr>
-                <w:rFonts w:ascii="Courier New" w:hAnsi="Courier New" w:cs="Courier New"/>
-                <w:sz w:val="20"/>
-                <w:szCs w:val="20"/>
-              </w:rPr>
-              <w:t xml:space="preserve">docs/perf/laptop-*.md</w:t>
-            </w:r>
-            <w:r>
-              <w:rPr>
-                <w:sz w:val="24"/>
-                <w:szCs w:val="24"/>
-              </w:rPr>
-              <w:t xml:space="preserve">, </w:t>
-            </w:r>
-            <w:r>
-              <w:rPr>
-                <w:rFonts w:ascii="Courier New" w:hAnsi="Courier New" w:cs="Courier New"/>
-                <w:sz w:val="20"/>
-                <w:szCs w:val="20"/>
-              </w:rPr>
-              <w:t xml:space="preserve">scripts/spike/</w:t>
-            </w:r>
+            <w:hyperlink r:id="rIdLnk10" w:history="1">
+              <w:r>
+                <w:rPr>
+                  <w:rStyle w:val="Hyperlink"/>
+                  <w:rFonts w:ascii="Courier New" w:hAnsi="Courier New" w:cs="Courier New"/>
+                  <w:sz w:val="20"/>
+                  <w:szCs w:val="20"/>
+                </w:rPr>
+                <w:t xml:space="preserve">scripts/spike/</w:t>
+              </w:r>
+            </w:hyperlink>
           </w:p>
         </w:tc>
       </w:tr>
@@ -1993,14 +2023,17 @@
       <w:r>
         <w:t xml:space="preserve"> на коммите 16122fc: «986 passed in 9.58s»; в архиве rc4: «976 passed, 2 skipped, 41.5 s», </w:t>
       </w:r>
-      <w:r>
-        <w:rPr>
-          <w:rFonts w:ascii="Courier New" w:hAnsi="Courier New" w:cs="Courier New"/>
-          <w:sz w:val="24"/>
-          <w:szCs w:val="24"/>
-        </w:rPr>
-        <w:t xml:space="preserve">docs/perf/clean-install-20261029.md</w:t>
-      </w:r>
+      <w:hyperlink r:id="rIdLnk11" w:history="1">
+        <w:r>
+          <w:rPr>
+            <w:rStyle w:val="Hyperlink"/>
+            <w:rFonts w:ascii="Courier New" w:hAnsi="Courier New" w:cs="Courier New"/>
+            <w:sz w:val="24"/>
+            <w:szCs w:val="24"/>
+          </w:rPr>
+          <w:t xml:space="preserve">docs/perf/clean-install-20261029.md</w:t>
+        </w:r>
+      </w:hyperlink>
       <w:r>
         <w:t xml:space="preserve">).</w:t>
       </w:r>
@@ -2103,13 +2136,680 @@
             <w:pPr>
               <w:pStyle w:val="TableText"/>
             </w:pPr>
+            <w:hyperlink r:id="rIdLnk12" w:history="1">
+              <w:r>
+                <w:rPr>
+                  <w:rStyle w:val="Hyperlink"/>
+                  <w:rFonts w:ascii="Courier New" w:hAnsi="Courier New" w:cs="Courier New"/>
+                  <w:sz w:val="20"/>
+                  <w:szCs w:val="20"/>
+                </w:rPr>
+                <w:t xml:space="preserve">tests/agent/</w:t>
+              </w:r>
+            </w:hyperlink>
+          </w:p>
+        </w:tc>
+        <w:tc>
+          <w:tcPr>
+            <w:tcW w:w="1214" w:type="dxa"/>
+          </w:tcPr>
+          <w:p>
+            <w:pPr>
+              <w:pStyle w:val="TableText"/>
+            </w:pPr>
+            <w:r>
+              <w:rPr>
+                <w:sz w:val="24"/>
+                <w:szCs w:val="24"/>
+              </w:rPr>
+              <w:t xml:space="preserve">264</w:t>
+            </w:r>
+          </w:p>
+        </w:tc>
+        <w:tc>
+          <w:tcPr>
+            <w:tcW w:w="5102" w:type="dxa"/>
+          </w:tcPr>
+          <w:p>
+            <w:pPr>
+              <w:pStyle w:val="TableText"/>
+            </w:pPr>
+            <w:r>
+              <w:rPr>
+                <w:sz w:val="24"/>
+                <w:szCs w:val="24"/>
+              </w:rPr>
+              <w:t xml:space="preserve">агент: маршрутизатор, извлекающие ответы, правила-сначала, компакция контекста, связывание, таблица присутствия, доска сцены, безопасность, перевод, семантический R3</w:t>
+            </w:r>
+          </w:p>
+        </w:tc>
+      </w:tr>
+      <w:tr>
+        <w:trPr>
+          <w:cantSplit/>
+        </w:trPr>
+        <w:tc>
+          <w:tcPr>
+            <w:tcW w:w="3037" w:type="dxa"/>
+          </w:tcPr>
+          <w:p>
+            <w:pPr>
+              <w:pStyle w:val="TableText"/>
+            </w:pPr>
+            <w:hyperlink r:id="rIdLnk13" w:history="1">
+              <w:r>
+                <w:rPr>
+                  <w:rStyle w:val="Hyperlink"/>
+                  <w:rFonts w:ascii="Courier New" w:hAnsi="Courier New" w:cs="Courier New"/>
+                  <w:sz w:val="20"/>
+                  <w:szCs w:val="20"/>
+                </w:rPr>
+                <w:t xml:space="preserve">tests/extract/</w:t>
+              </w:r>
+            </w:hyperlink>
+          </w:p>
+        </w:tc>
+        <w:tc>
+          <w:tcPr>
+            <w:tcW w:w="1214" w:type="dxa"/>
+          </w:tcPr>
+          <w:p>
+            <w:pPr>
+              <w:pStyle w:val="TableText"/>
+            </w:pPr>
+            <w:r>
+              <w:rPr>
+                <w:sz w:val="24"/>
+                <w:szCs w:val="24"/>
+              </w:rPr>
+              <w:t xml:space="preserve">158</w:t>
+            </w:r>
+          </w:p>
+        </w:tc>
+        <w:tc>
+          <w:tcPr>
+            <w:tcW w:w="5102" w:type="dxa"/>
+          </w:tcPr>
+          <w:p>
+            <w:pPr>
+              <w:pStyle w:val="TableText"/>
+            </w:pPr>
+            <w:r>
+              <w:rPr>
+                <w:sz w:val="24"/>
+                <w:szCs w:val="24"/>
+              </w:rPr>
+              <w:t xml:space="preserve">привязка цитат, разбор, нормализация, ремонт, конвейер</w:t>
+            </w:r>
+          </w:p>
+        </w:tc>
+      </w:tr>
+      <w:tr>
+        <w:trPr>
+          <w:cantSplit/>
+        </w:trPr>
+        <w:tc>
+          <w:tcPr>
+            <w:tcW w:w="3037" w:type="dxa"/>
+          </w:tcPr>
+          <w:p>
+            <w:pPr>
+              <w:pStyle w:val="TableText"/>
+            </w:pPr>
+            <w:hyperlink r:id="rIdLnk14" w:history="1">
+              <w:r>
+                <w:rPr>
+                  <w:rStyle w:val="Hyperlink"/>
+                  <w:rFonts w:ascii="Courier New" w:hAnsi="Courier New" w:cs="Courier New"/>
+                  <w:sz w:val="20"/>
+                  <w:szCs w:val="20"/>
+                </w:rPr>
+                <w:t xml:space="preserve">tests/symbolic/</w:t>
+              </w:r>
+            </w:hyperlink>
+          </w:p>
+        </w:tc>
+        <w:tc>
+          <w:tcPr>
+            <w:tcW w:w="1214" w:type="dxa"/>
+          </w:tcPr>
+          <w:p>
+            <w:pPr>
+              <w:pStyle w:val="TableText"/>
+            </w:pPr>
+            <w:r>
+              <w:rPr>
+                <w:sz w:val="24"/>
+                <w:szCs w:val="24"/>
+              </w:rPr>
+              <w:t xml:space="preserve">75</w:t>
+            </w:r>
+          </w:p>
+        </w:tc>
+        <w:tc>
+          <w:tcPr>
+            <w:tcW w:w="5102" w:type="dxa"/>
+          </w:tcPr>
+          <w:p>
+            <w:pPr>
+              <w:pStyle w:val="TableText"/>
+            </w:pPr>
+            <w:r>
+              <w:rPr>
+                <w:sz w:val="24"/>
+                <w:szCs w:val="24"/>
+              </w:rPr>
+              <w:t xml:space="preserve">правила R1–R3 на мини-графах, детерминизм, готовность</w:t>
+            </w:r>
+          </w:p>
+        </w:tc>
+      </w:tr>
+      <w:tr>
+        <w:trPr>
+          <w:cantSplit/>
+        </w:trPr>
+        <w:tc>
+          <w:tcPr>
+            <w:tcW w:w="3037" w:type="dxa"/>
+          </w:tcPr>
+          <w:p>
+            <w:pPr>
+              <w:pStyle w:val="TableText"/>
+            </w:pPr>
+            <w:hyperlink r:id="rIdLnk15" w:history="1">
+              <w:r>
+                <w:rPr>
+                  <w:rStyle w:val="Hyperlink"/>
+                  <w:rFonts w:ascii="Courier New" w:hAnsi="Courier New" w:cs="Courier New"/>
+                  <w:sz w:val="20"/>
+                  <w:szCs w:val="20"/>
+                </w:rPr>
+                <w:t xml:space="preserve">tests/curated/</w:t>
+              </w:r>
+            </w:hyperlink>
+          </w:p>
+        </w:tc>
+        <w:tc>
+          <w:tcPr>
+            <w:tcW w:w="1214" w:type="dxa"/>
+          </w:tcPr>
+          <w:p>
+            <w:pPr>
+              <w:pStyle w:val="TableText"/>
+            </w:pPr>
+            <w:r>
+              <w:rPr>
+                <w:sz w:val="24"/>
+                <w:szCs w:val="24"/>
+              </w:rPr>
+              <w:t xml:space="preserve">75</w:t>
+            </w:r>
+          </w:p>
+        </w:tc>
+        <w:tc>
+          <w:tcPr>
+            <w:tcW w:w="5102" w:type="dxa"/>
+          </w:tcPr>
+          <w:p>
+            <w:pPr>
+              <w:pStyle w:val="TableText"/>
+            </w:pPr>
+            <w:r>
+              <w:rPr>
+                <w:sz w:val="24"/>
+                <w:szCs w:val="24"/>
+              </w:rPr>
+              <w:t xml:space="preserve">курируемые факты, их проверка и сцены</w:t>
+            </w:r>
+          </w:p>
+        </w:tc>
+      </w:tr>
+      <w:tr>
+        <w:trPr>
+          <w:cantSplit/>
+        </w:trPr>
+        <w:tc>
+          <w:tcPr>
+            <w:tcW w:w="3037" w:type="dxa"/>
+          </w:tcPr>
+          <w:p>
+            <w:pPr>
+              <w:pStyle w:val="TableText"/>
+            </w:pPr>
+            <w:hyperlink r:id="rIdLnk16" w:history="1">
+              <w:r>
+                <w:rPr>
+                  <w:rStyle w:val="Hyperlink"/>
+                  <w:rFonts w:ascii="Courier New" w:hAnsi="Courier New" w:cs="Courier New"/>
+                  <w:sz w:val="20"/>
+                  <w:szCs w:val="20"/>
+                </w:rPr>
+                <w:t xml:space="preserve">tests/presence/</w:t>
+              </w:r>
+            </w:hyperlink>
+          </w:p>
+        </w:tc>
+        <w:tc>
+          <w:tcPr>
+            <w:tcW w:w="1214" w:type="dxa"/>
+          </w:tcPr>
+          <w:p>
+            <w:pPr>
+              <w:pStyle w:val="TableText"/>
+            </w:pPr>
+            <w:r>
+              <w:rPr>
+                <w:sz w:val="24"/>
+                <w:szCs w:val="24"/>
+              </w:rPr>
+              <w:t xml:space="preserve">79</w:t>
+            </w:r>
+          </w:p>
+        </w:tc>
+        <w:tc>
+          <w:tcPr>
+            <w:tcW w:w="5102" w:type="dxa"/>
+          </w:tcPr>
+          <w:p>
+            <w:pPr>
+              <w:pStyle w:val="TableText"/>
+            </w:pPr>
+            <w:r>
+              <w:rPr>
+                <w:sz w:val="24"/>
+                <w:szCs w:val="24"/>
+              </w:rPr>
+              <w:t xml:space="preserve">проход присутствия и верификация</w:t>
+            </w:r>
+          </w:p>
+        </w:tc>
+      </w:tr>
+      <w:tr>
+        <w:trPr>
+          <w:cantSplit/>
+        </w:trPr>
+        <w:tc>
+          <w:tcPr>
+            <w:tcW w:w="3037" w:type="dxa"/>
+          </w:tcPr>
+          <w:p>
+            <w:pPr>
+              <w:pStyle w:val="TableText"/>
+            </w:pPr>
+            <w:hyperlink r:id="rIdLnk17" w:history="1">
+              <w:r>
+                <w:rPr>
+                  <w:rStyle w:val="Hyperlink"/>
+                  <w:rFonts w:ascii="Courier New" w:hAnsi="Courier New" w:cs="Courier New"/>
+                  <w:sz w:val="20"/>
+                  <w:szCs w:val="20"/>
+                </w:rPr>
+                <w:t xml:space="preserve">tests/graph/</w:t>
+              </w:r>
+            </w:hyperlink>
+          </w:p>
+        </w:tc>
+        <w:tc>
+          <w:tcPr>
+            <w:tcW w:w="1214" w:type="dxa"/>
+          </w:tcPr>
+          <w:p>
+            <w:pPr>
+              <w:pStyle w:val="TableText"/>
+            </w:pPr>
+            <w:r>
+              <w:rPr>
+                <w:sz w:val="24"/>
+                <w:szCs w:val="24"/>
+              </w:rPr>
+              <w:t xml:space="preserve">66</w:t>
+            </w:r>
+          </w:p>
+        </w:tc>
+        <w:tc>
+          <w:tcPr>
+            <w:tcW w:w="5102" w:type="dxa"/>
+          </w:tcPr>
+          <w:p>
+            <w:pPr>
+              <w:pStyle w:val="TableText"/>
+            </w:pPr>
+            <w:r>
+              <w:rPr>
+                <w:sz w:val="24"/>
+                <w:szCs w:val="24"/>
+              </w:rPr>
+              <w:t xml:space="preserve">хранилище графа, нормализация времени, якоря, реальные цитаты</w:t>
+            </w:r>
+          </w:p>
+        </w:tc>
+      </w:tr>
+      <w:tr>
+        <w:trPr>
+          <w:cantSplit/>
+        </w:trPr>
+        <w:tc>
+          <w:tcPr>
+            <w:tcW w:w="3037" w:type="dxa"/>
+          </w:tcPr>
+          <w:p>
+            <w:pPr>
+              <w:pStyle w:val="TableText"/>
+            </w:pPr>
+            <w:hyperlink r:id="rIdLnk18" w:history="1">
+              <w:r>
+                <w:rPr>
+                  <w:rStyle w:val="Hyperlink"/>
+                  <w:rFonts w:ascii="Courier New" w:hAnsi="Courier New" w:cs="Courier New"/>
+                  <w:sz w:val="20"/>
+                  <w:szCs w:val="20"/>
+                </w:rPr>
+                <w:t xml:space="preserve">tests/api/</w:t>
+              </w:r>
+            </w:hyperlink>
+          </w:p>
+        </w:tc>
+        <w:tc>
+          <w:tcPr>
+            <w:tcW w:w="1214" w:type="dxa"/>
+          </w:tcPr>
+          <w:p>
+            <w:pPr>
+              <w:pStyle w:val="TableText"/>
+            </w:pPr>
+            <w:r>
+              <w:rPr>
+                <w:sz w:val="24"/>
+                <w:szCs w:val="24"/>
+              </w:rPr>
+              <w:t xml:space="preserve">64</w:t>
+            </w:r>
+          </w:p>
+        </w:tc>
+        <w:tc>
+          <w:tcPr>
+            <w:tcW w:w="5102" w:type="dxa"/>
+          </w:tcPr>
+          <w:p>
+            <w:pPr>
+              <w:pStyle w:val="TableText"/>
+            </w:pPr>
+            <w:r>
+              <w:rPr>
+                <w:sz w:val="24"/>
+                <w:szCs w:val="24"/>
+              </w:rPr>
+              <w:t xml:space="preserve">эндпоинты, SSE, защита (Host, Origin, заголовки), пути, прогрев</w:t>
+            </w:r>
+          </w:p>
+        </w:tc>
+      </w:tr>
+      <w:tr>
+        <w:trPr>
+          <w:cantSplit/>
+        </w:trPr>
+        <w:tc>
+          <w:tcPr>
+            <w:tcW w:w="3037" w:type="dxa"/>
+          </w:tcPr>
+          <w:p>
+            <w:pPr>
+              <w:pStyle w:val="TableText"/>
+            </w:pPr>
+            <w:hyperlink r:id="rIdLnk19" w:history="1">
+              <w:r>
+                <w:rPr>
+                  <w:rStyle w:val="Hyperlink"/>
+                  <w:rFonts w:ascii="Courier New" w:hAnsi="Courier New" w:cs="Courier New"/>
+                  <w:sz w:val="20"/>
+                  <w:szCs w:val="20"/>
+                </w:rPr>
+                <w:t xml:space="preserve">tests/mcp/</w:t>
+              </w:r>
+            </w:hyperlink>
+          </w:p>
+        </w:tc>
+        <w:tc>
+          <w:tcPr>
+            <w:tcW w:w="1214" w:type="dxa"/>
+          </w:tcPr>
+          <w:p>
+            <w:pPr>
+              <w:pStyle w:val="TableText"/>
+            </w:pPr>
+            <w:r>
+              <w:rPr>
+                <w:sz w:val="24"/>
+                <w:szCs w:val="24"/>
+              </w:rPr>
+              <w:t xml:space="preserve">59</w:t>
+            </w:r>
+          </w:p>
+        </w:tc>
+        <w:tc>
+          <w:tcPr>
+            <w:tcW w:w="5102" w:type="dxa"/>
+          </w:tcPr>
+          <w:p>
+            <w:pPr>
+              <w:pStyle w:val="TableText"/>
+            </w:pPr>
+            <w:r>
+              <w:rPr>
+                <w:sz w:val="24"/>
+                <w:szCs w:val="24"/>
+              </w:rPr>
+              <w:t xml:space="preserve">инструменты, stdio-сервер, песочница, защита, паритет с модулем правил</w:t>
+            </w:r>
+          </w:p>
+        </w:tc>
+      </w:tr>
+      <w:tr>
+        <w:trPr>
+          <w:cantSplit/>
+        </w:trPr>
+        <w:tc>
+          <w:tcPr>
+            <w:tcW w:w="3037" w:type="dxa"/>
+          </w:tcPr>
+          <w:p>
+            <w:pPr>
+              <w:pStyle w:val="TableText"/>
+            </w:pPr>
+            <w:hyperlink r:id="rIdLnk20" w:history="1">
+              <w:r>
+                <w:rPr>
+                  <w:rStyle w:val="Hyperlink"/>
+                  <w:rFonts w:ascii="Courier New" w:hAnsi="Courier New" w:cs="Courier New"/>
+                  <w:sz w:val="20"/>
+                  <w:szCs w:val="20"/>
+                </w:rPr>
+                <w:t xml:space="preserve">tests/eval/</w:t>
+              </w:r>
+            </w:hyperlink>
+          </w:p>
+        </w:tc>
+        <w:tc>
+          <w:tcPr>
+            <w:tcW w:w="1214" w:type="dxa"/>
+          </w:tcPr>
+          <w:p>
+            <w:pPr>
+              <w:pStyle w:val="TableText"/>
+            </w:pPr>
+            <w:r>
+              <w:rPr>
+                <w:sz w:val="24"/>
+                <w:szCs w:val="24"/>
+              </w:rPr>
+              <w:t xml:space="preserve">35</w:t>
+            </w:r>
+          </w:p>
+        </w:tc>
+        <w:tc>
+          <w:tcPr>
+            <w:tcW w:w="5102" w:type="dxa"/>
+          </w:tcPr>
+          <w:p>
+            <w:pPr>
+              <w:pStyle w:val="TableText"/>
+            </w:pPr>
+            <w:r>
+              <w:rPr>
+                <w:sz w:val="24"/>
+                <w:szCs w:val="24"/>
+              </w:rPr>
+              <w:t xml:space="preserve">метрики, раннер, тест «до раскрытия»</w:t>
+            </w:r>
+          </w:p>
+        </w:tc>
+      </w:tr>
+      <w:tr>
+        <w:trPr>
+          <w:cantSplit/>
+        </w:trPr>
+        <w:tc>
+          <w:tcPr>
+            <w:tcW w:w="3037" w:type="dxa"/>
+          </w:tcPr>
+          <w:p>
+            <w:pPr>
+              <w:pStyle w:val="TableText"/>
+            </w:pPr>
+            <w:hyperlink r:id="rIdLnk21" w:history="1">
+              <w:r>
+                <w:rPr>
+                  <w:rStyle w:val="Hyperlink"/>
+                  <w:rFonts w:ascii="Courier New" w:hAnsi="Courier New" w:cs="Courier New"/>
+                  <w:sz w:val="20"/>
+                  <w:szCs w:val="20"/>
+                </w:rPr>
+                <w:t xml:space="preserve">tests/retrieval/</w:t>
+              </w:r>
+            </w:hyperlink>
+          </w:p>
+        </w:tc>
+        <w:tc>
+          <w:tcPr>
+            <w:tcW w:w="1214" w:type="dxa"/>
+          </w:tcPr>
+          <w:p>
+            <w:pPr>
+              <w:pStyle w:val="TableText"/>
+            </w:pPr>
+            <w:r>
+              <w:rPr>
+                <w:sz w:val="24"/>
+                <w:szCs w:val="24"/>
+              </w:rPr>
+              <w:t xml:space="preserve">27</w:t>
+            </w:r>
+          </w:p>
+        </w:tc>
+        <w:tc>
+          <w:tcPr>
+            <w:tcW w:w="5102" w:type="dxa"/>
+          </w:tcPr>
+          <w:p>
+            <w:pPr>
+              <w:pStyle w:val="TableText"/>
+            </w:pPr>
+            <w:r>
+              <w:rPr>
+                <w:sz w:val="24"/>
+                <w:szCs w:val="24"/>
+              </w:rPr>
+              <w:t xml:space="preserve">эмбеддер, поиск, хранилище, индекс предложений</w:t>
+            </w:r>
+          </w:p>
+        </w:tc>
+      </w:tr>
+      <w:tr>
+        <w:trPr>
+          <w:cantSplit/>
+        </w:trPr>
+        <w:tc>
+          <w:tcPr>
+            <w:tcW w:w="3037" w:type="dxa"/>
+          </w:tcPr>
+          <w:p>
+            <w:pPr>
+              <w:pStyle w:val="TableText"/>
+            </w:pPr>
+            <w:hyperlink r:id="rIdLnk22" w:history="1">
+              <w:r>
+                <w:rPr>
+                  <w:rStyle w:val="Hyperlink"/>
+                  <w:rFonts w:ascii="Courier New" w:hAnsi="Courier New" w:cs="Courier New"/>
+                  <w:sz w:val="20"/>
+                  <w:szCs w:val="20"/>
+                </w:rPr>
+                <w:t xml:space="preserve">tests/index/</w:t>
+              </w:r>
+            </w:hyperlink>
+          </w:p>
+        </w:tc>
+        <w:tc>
+          <w:tcPr>
+            <w:tcW w:w="1214" w:type="dxa"/>
+          </w:tcPr>
+          <w:p>
+            <w:pPr>
+              <w:pStyle w:val="TableText"/>
+            </w:pPr>
+            <w:r>
+              <w:rPr>
+                <w:sz w:val="24"/>
+                <w:szCs w:val="24"/>
+              </w:rPr>
+              <w:t xml:space="preserve">11</w:t>
+            </w:r>
+          </w:p>
+        </w:tc>
+        <w:tc>
+          <w:tcPr>
+            <w:tcW w:w="5102" w:type="dxa"/>
+          </w:tcPr>
+          <w:p>
+            <w:pPr>
+              <w:pStyle w:val="TableText"/>
+            </w:pPr>
+            <w:r>
+              <w:rPr>
+                <w:sz w:val="24"/>
+                <w:szCs w:val="24"/>
+              </w:rPr>
+              <w:t xml:space="preserve">сборка индексов</w:t>
+            </w:r>
+          </w:p>
+        </w:tc>
+      </w:tr>
+      <w:tr>
+        <w:trPr>
+          <w:cantSplit/>
+        </w:trPr>
+        <w:tc>
+          <w:tcPr>
+            <w:tcW w:w="3037" w:type="dxa"/>
+          </w:tcPr>
+          <w:p>
+            <w:pPr>
+              <w:pStyle w:val="TableText"/>
+            </w:pPr>
             <w:r>
               <w:rPr>
                 <w:rFonts w:ascii="Courier New" w:hAnsi="Courier New" w:cs="Courier New"/>
                 <w:sz w:val="20"/>
                 <w:szCs w:val="20"/>
               </w:rPr>
-              <w:t xml:space="preserve">tests/agent/</w:t>
+              <w:t xml:space="preserve">tests/*.py</w:t>
+            </w:r>
+            <w:r>
+              <w:rPr>
+                <w:sz w:val="24"/>
+                <w:szCs w:val="24"/>
+              </w:rPr>
+              <w:t xml:space="preserve"> (корень)</w:t>
             </w:r>
           </w:p>
         </w:tc>
@@ -2126,7 +2826,7 @@
                 <w:sz w:val="24"/>
                 <w:szCs w:val="24"/>
               </w:rPr>
-              <w:t xml:space="preserve">264</w:t>
+              <w:t xml:space="preserve">73</w:t>
             </w:r>
           </w:p>
         </w:tc>
@@ -2143,640 +2843,6 @@
                 <w:sz w:val="24"/>
                 <w:szCs w:val="24"/>
               </w:rPr>
-              <w:t xml:space="preserve">агент: маршрутизатор, извлекающие ответы, правила-сначала, компакция контекста, связывание, таблица присутствия, доска сцены, безопасность, перевод, семантический R3</w:t>
-            </w:r>
-          </w:p>
-        </w:tc>
-      </w:tr>
-      <w:tr>
-        <w:trPr>
-          <w:cantSplit/>
-        </w:trPr>
-        <w:tc>
-          <w:tcPr>
-            <w:tcW w:w="3037" w:type="dxa"/>
-          </w:tcPr>
-          <w:p>
-            <w:pPr>
-              <w:pStyle w:val="TableText"/>
-            </w:pPr>
-            <w:r>
-              <w:rPr>
-                <w:rFonts w:ascii="Courier New" w:hAnsi="Courier New" w:cs="Courier New"/>
-                <w:sz w:val="20"/>
-                <w:szCs w:val="20"/>
-              </w:rPr>
-              <w:t xml:space="preserve">tests/extract/</w:t>
-            </w:r>
-          </w:p>
-        </w:tc>
-        <w:tc>
-          <w:tcPr>
-            <w:tcW w:w="1214" w:type="dxa"/>
-          </w:tcPr>
-          <w:p>
-            <w:pPr>
-              <w:pStyle w:val="TableText"/>
-            </w:pPr>
-            <w:r>
-              <w:rPr>
-                <w:sz w:val="24"/>
-                <w:szCs w:val="24"/>
-              </w:rPr>
-              <w:t xml:space="preserve">158</w:t>
-            </w:r>
-          </w:p>
-        </w:tc>
-        <w:tc>
-          <w:tcPr>
-            <w:tcW w:w="5102" w:type="dxa"/>
-          </w:tcPr>
-          <w:p>
-            <w:pPr>
-              <w:pStyle w:val="TableText"/>
-            </w:pPr>
-            <w:r>
-              <w:rPr>
-                <w:sz w:val="24"/>
-                <w:szCs w:val="24"/>
-              </w:rPr>
-              <w:t xml:space="preserve">привязка цитат, разбор, нормализация, ремонт, конвейер</w:t>
-            </w:r>
-          </w:p>
-        </w:tc>
-      </w:tr>
-      <w:tr>
-        <w:trPr>
-          <w:cantSplit/>
-        </w:trPr>
-        <w:tc>
-          <w:tcPr>
-            <w:tcW w:w="3037" w:type="dxa"/>
-          </w:tcPr>
-          <w:p>
-            <w:pPr>
-              <w:pStyle w:val="TableText"/>
-            </w:pPr>
-            <w:r>
-              <w:rPr>
-                <w:rFonts w:ascii="Courier New" w:hAnsi="Courier New" w:cs="Courier New"/>
-                <w:sz w:val="20"/>
-                <w:szCs w:val="20"/>
-              </w:rPr>
-              <w:t xml:space="preserve">tests/symbolic/</w:t>
-            </w:r>
-          </w:p>
-        </w:tc>
-        <w:tc>
-          <w:tcPr>
-            <w:tcW w:w="1214" w:type="dxa"/>
-          </w:tcPr>
-          <w:p>
-            <w:pPr>
-              <w:pStyle w:val="TableText"/>
-            </w:pPr>
-            <w:r>
-              <w:rPr>
-                <w:sz w:val="24"/>
-                <w:szCs w:val="24"/>
-              </w:rPr>
-              <w:t xml:space="preserve">75</w:t>
-            </w:r>
-          </w:p>
-        </w:tc>
-        <w:tc>
-          <w:tcPr>
-            <w:tcW w:w="5102" w:type="dxa"/>
-          </w:tcPr>
-          <w:p>
-            <w:pPr>
-              <w:pStyle w:val="TableText"/>
-            </w:pPr>
-            <w:r>
-              <w:rPr>
-                <w:sz w:val="24"/>
-                <w:szCs w:val="24"/>
-              </w:rPr>
-              <w:t xml:space="preserve">правила R1–R3 на мини-графах, детерминизм, готовность</w:t>
-            </w:r>
-          </w:p>
-        </w:tc>
-      </w:tr>
-      <w:tr>
-        <w:trPr>
-          <w:cantSplit/>
-        </w:trPr>
-        <w:tc>
-          <w:tcPr>
-            <w:tcW w:w="3037" w:type="dxa"/>
-          </w:tcPr>
-          <w:p>
-            <w:pPr>
-              <w:pStyle w:val="TableText"/>
-            </w:pPr>
-            <w:r>
-              <w:rPr>
-                <w:rFonts w:ascii="Courier New" w:hAnsi="Courier New" w:cs="Courier New"/>
-                <w:sz w:val="20"/>
-                <w:szCs w:val="20"/>
-              </w:rPr>
-              <w:t xml:space="preserve">tests/curated/</w:t>
-            </w:r>
-          </w:p>
-        </w:tc>
-        <w:tc>
-          <w:tcPr>
-            <w:tcW w:w="1214" w:type="dxa"/>
-          </w:tcPr>
-          <w:p>
-            <w:pPr>
-              <w:pStyle w:val="TableText"/>
-            </w:pPr>
-            <w:r>
-              <w:rPr>
-                <w:sz w:val="24"/>
-                <w:szCs w:val="24"/>
-              </w:rPr>
-              <w:t xml:space="preserve">75</w:t>
-            </w:r>
-          </w:p>
-        </w:tc>
-        <w:tc>
-          <w:tcPr>
-            <w:tcW w:w="5102" w:type="dxa"/>
-          </w:tcPr>
-          <w:p>
-            <w:pPr>
-              <w:pStyle w:val="TableText"/>
-            </w:pPr>
-            <w:r>
-              <w:rPr>
-                <w:sz w:val="24"/>
-                <w:szCs w:val="24"/>
-              </w:rPr>
-              <w:t xml:space="preserve">курируемые факты, их проверка и сцены</w:t>
-            </w:r>
-          </w:p>
-        </w:tc>
-      </w:tr>
-      <w:tr>
-        <w:trPr>
-          <w:cantSplit/>
-        </w:trPr>
-        <w:tc>
-          <w:tcPr>
-            <w:tcW w:w="3037" w:type="dxa"/>
-          </w:tcPr>
-          <w:p>
-            <w:pPr>
-              <w:pStyle w:val="TableText"/>
-            </w:pPr>
-            <w:r>
-              <w:rPr>
-                <w:rFonts w:ascii="Courier New" w:hAnsi="Courier New" w:cs="Courier New"/>
-                <w:sz w:val="20"/>
-                <w:szCs w:val="20"/>
-              </w:rPr>
-              <w:t xml:space="preserve">tests/presence/</w:t>
-            </w:r>
-          </w:p>
-        </w:tc>
-        <w:tc>
-          <w:tcPr>
-            <w:tcW w:w="1214" w:type="dxa"/>
-          </w:tcPr>
-          <w:p>
-            <w:pPr>
-              <w:pStyle w:val="TableText"/>
-            </w:pPr>
-            <w:r>
-              <w:rPr>
-                <w:sz w:val="24"/>
-                <w:szCs w:val="24"/>
-              </w:rPr>
-              <w:t xml:space="preserve">79</w:t>
-            </w:r>
-          </w:p>
-        </w:tc>
-        <w:tc>
-          <w:tcPr>
-            <w:tcW w:w="5102" w:type="dxa"/>
-          </w:tcPr>
-          <w:p>
-            <w:pPr>
-              <w:pStyle w:val="TableText"/>
-            </w:pPr>
-            <w:r>
-              <w:rPr>
-                <w:sz w:val="24"/>
-                <w:szCs w:val="24"/>
-              </w:rPr>
-              <w:t xml:space="preserve">проход присутствия и верификация</w:t>
-            </w:r>
-          </w:p>
-        </w:tc>
-      </w:tr>
-      <w:tr>
-        <w:trPr>
-          <w:cantSplit/>
-        </w:trPr>
-        <w:tc>
-          <w:tcPr>
-            <w:tcW w:w="3037" w:type="dxa"/>
-          </w:tcPr>
-          <w:p>
-            <w:pPr>
-              <w:pStyle w:val="TableText"/>
-            </w:pPr>
-            <w:r>
-              <w:rPr>
-                <w:rFonts w:ascii="Courier New" w:hAnsi="Courier New" w:cs="Courier New"/>
-                <w:sz w:val="20"/>
-                <w:szCs w:val="20"/>
-              </w:rPr>
-              <w:t xml:space="preserve">tests/graph/</w:t>
-            </w:r>
-          </w:p>
-        </w:tc>
-        <w:tc>
-          <w:tcPr>
-            <w:tcW w:w="1214" w:type="dxa"/>
-          </w:tcPr>
-          <w:p>
-            <w:pPr>
-              <w:pStyle w:val="TableText"/>
-            </w:pPr>
-            <w:r>
-              <w:rPr>
-                <w:sz w:val="24"/>
-                <w:szCs w:val="24"/>
-              </w:rPr>
-              <w:t xml:space="preserve">66</w:t>
-            </w:r>
-          </w:p>
-        </w:tc>
-        <w:tc>
-          <w:tcPr>
-            <w:tcW w:w="5102" w:type="dxa"/>
-          </w:tcPr>
-          <w:p>
-            <w:pPr>
-              <w:pStyle w:val="TableText"/>
-            </w:pPr>
-            <w:r>
-              <w:rPr>
-                <w:sz w:val="24"/>
-                <w:szCs w:val="24"/>
-              </w:rPr>
-              <w:t xml:space="preserve">хранилище графа, нормализация времени, якоря, реальные цитаты</w:t>
-            </w:r>
-          </w:p>
-        </w:tc>
-      </w:tr>
-      <w:tr>
-        <w:trPr>
-          <w:cantSplit/>
-        </w:trPr>
-        <w:tc>
-          <w:tcPr>
-            <w:tcW w:w="3037" w:type="dxa"/>
-          </w:tcPr>
-          <w:p>
-            <w:pPr>
-              <w:pStyle w:val="TableText"/>
-            </w:pPr>
-            <w:r>
-              <w:rPr>
-                <w:rFonts w:ascii="Courier New" w:hAnsi="Courier New" w:cs="Courier New"/>
-                <w:sz w:val="20"/>
-                <w:szCs w:val="20"/>
-              </w:rPr>
-              <w:t xml:space="preserve">tests/api/</w:t>
-            </w:r>
-          </w:p>
-        </w:tc>
-        <w:tc>
-          <w:tcPr>
-            <w:tcW w:w="1214" w:type="dxa"/>
-          </w:tcPr>
-          <w:p>
-            <w:pPr>
-              <w:pStyle w:val="TableText"/>
-            </w:pPr>
-            <w:r>
-              <w:rPr>
-                <w:sz w:val="24"/>
-                <w:szCs w:val="24"/>
-              </w:rPr>
-              <w:t xml:space="preserve">64</w:t>
-            </w:r>
-          </w:p>
-        </w:tc>
-        <w:tc>
-          <w:tcPr>
-            <w:tcW w:w="5102" w:type="dxa"/>
-          </w:tcPr>
-          <w:p>
-            <w:pPr>
-              <w:pStyle w:val="TableText"/>
-            </w:pPr>
-            <w:r>
-              <w:rPr>
-                <w:sz w:val="24"/>
-                <w:szCs w:val="24"/>
-              </w:rPr>
-              <w:t xml:space="preserve">эндпоинты, SSE, защита (Host, Origin, заголовки), пути, прогрев</w:t>
-            </w:r>
-          </w:p>
-        </w:tc>
-      </w:tr>
-      <w:tr>
-        <w:trPr>
-          <w:cantSplit/>
-        </w:trPr>
-        <w:tc>
-          <w:tcPr>
-            <w:tcW w:w="3037" w:type="dxa"/>
-          </w:tcPr>
-          <w:p>
-            <w:pPr>
-              <w:pStyle w:val="TableText"/>
-            </w:pPr>
-            <w:r>
-              <w:rPr>
-                <w:rFonts w:ascii="Courier New" w:hAnsi="Courier New" w:cs="Courier New"/>
-                <w:sz w:val="20"/>
-                <w:szCs w:val="20"/>
-              </w:rPr>
-              <w:t xml:space="preserve">tests/mcp/</w:t>
-            </w:r>
-          </w:p>
-        </w:tc>
-        <w:tc>
-          <w:tcPr>
-            <w:tcW w:w="1214" w:type="dxa"/>
-          </w:tcPr>
-          <w:p>
-            <w:pPr>
-              <w:pStyle w:val="TableText"/>
-            </w:pPr>
-            <w:r>
-              <w:rPr>
-                <w:sz w:val="24"/>
-                <w:szCs w:val="24"/>
-              </w:rPr>
-              <w:t xml:space="preserve">59</w:t>
-            </w:r>
-          </w:p>
-        </w:tc>
-        <w:tc>
-          <w:tcPr>
-            <w:tcW w:w="5102" w:type="dxa"/>
-          </w:tcPr>
-          <w:p>
-            <w:pPr>
-              <w:pStyle w:val="TableText"/>
-            </w:pPr>
-            <w:r>
-              <w:rPr>
-                <w:sz w:val="24"/>
-                <w:szCs w:val="24"/>
-              </w:rPr>
-              <w:t xml:space="preserve">инструменты, stdio-сервер, песочница, защита, паритет с модулем правил</w:t>
-            </w:r>
-          </w:p>
-        </w:tc>
-      </w:tr>
-      <w:tr>
-        <w:trPr>
-          <w:cantSplit/>
-        </w:trPr>
-        <w:tc>
-          <w:tcPr>
-            <w:tcW w:w="3037" w:type="dxa"/>
-          </w:tcPr>
-          <w:p>
-            <w:pPr>
-              <w:pStyle w:val="TableText"/>
-            </w:pPr>
-            <w:r>
-              <w:rPr>
-                <w:rFonts w:ascii="Courier New" w:hAnsi="Courier New" w:cs="Courier New"/>
-                <w:sz w:val="20"/>
-                <w:szCs w:val="20"/>
-              </w:rPr>
-              <w:t xml:space="preserve">tests/eval/</w:t>
-            </w:r>
-          </w:p>
-        </w:tc>
-        <w:tc>
-          <w:tcPr>
-            <w:tcW w:w="1214" w:type="dxa"/>
-          </w:tcPr>
-          <w:p>
-            <w:pPr>
-              <w:pStyle w:val="TableText"/>
-            </w:pPr>
-            <w:r>
-              <w:rPr>
-                <w:sz w:val="24"/>
-                <w:szCs w:val="24"/>
-              </w:rPr>
-              <w:t xml:space="preserve">35</w:t>
-            </w:r>
-          </w:p>
-        </w:tc>
-        <w:tc>
-          <w:tcPr>
-            <w:tcW w:w="5102" w:type="dxa"/>
-          </w:tcPr>
-          <w:p>
-            <w:pPr>
-              <w:pStyle w:val="TableText"/>
-            </w:pPr>
-            <w:r>
-              <w:rPr>
-                <w:sz w:val="24"/>
-                <w:szCs w:val="24"/>
-              </w:rPr>
-              <w:t xml:space="preserve">метрики, раннер, тест «до раскрытия»</w:t>
-            </w:r>
-          </w:p>
-        </w:tc>
-      </w:tr>
-      <w:tr>
-        <w:trPr>
-          <w:cantSplit/>
-        </w:trPr>
-        <w:tc>
-          <w:tcPr>
-            <w:tcW w:w="3037" w:type="dxa"/>
-          </w:tcPr>
-          <w:p>
-            <w:pPr>
-              <w:pStyle w:val="TableText"/>
-            </w:pPr>
-            <w:r>
-              <w:rPr>
-                <w:rFonts w:ascii="Courier New" w:hAnsi="Courier New" w:cs="Courier New"/>
-                <w:sz w:val="20"/>
-                <w:szCs w:val="20"/>
-              </w:rPr>
-              <w:t xml:space="preserve">tests/retrieval/</w:t>
-            </w:r>
-          </w:p>
-        </w:tc>
-        <w:tc>
-          <w:tcPr>
-            <w:tcW w:w="1214" w:type="dxa"/>
-          </w:tcPr>
-          <w:p>
-            <w:pPr>
-              <w:pStyle w:val="TableText"/>
-            </w:pPr>
-            <w:r>
-              <w:rPr>
-                <w:sz w:val="24"/>
-                <w:szCs w:val="24"/>
-              </w:rPr>
-              <w:t xml:space="preserve">27</w:t>
-            </w:r>
-          </w:p>
-        </w:tc>
-        <w:tc>
-          <w:tcPr>
-            <w:tcW w:w="5102" w:type="dxa"/>
-          </w:tcPr>
-          <w:p>
-            <w:pPr>
-              <w:pStyle w:val="TableText"/>
-            </w:pPr>
-            <w:r>
-              <w:rPr>
-                <w:sz w:val="24"/>
-                <w:szCs w:val="24"/>
-              </w:rPr>
-              <w:t xml:space="preserve">эмбеддер, поиск, хранилище, индекс предложений</w:t>
-            </w:r>
-          </w:p>
-        </w:tc>
-      </w:tr>
-      <w:tr>
-        <w:trPr>
-          <w:cantSplit/>
-        </w:trPr>
-        <w:tc>
-          <w:tcPr>
-            <w:tcW w:w="3037" w:type="dxa"/>
-          </w:tcPr>
-          <w:p>
-            <w:pPr>
-              <w:pStyle w:val="TableText"/>
-            </w:pPr>
-            <w:r>
-              <w:rPr>
-                <w:rFonts w:ascii="Courier New" w:hAnsi="Courier New" w:cs="Courier New"/>
-                <w:sz w:val="20"/>
-                <w:szCs w:val="20"/>
-              </w:rPr>
-              <w:t xml:space="preserve">tests/index/</w:t>
-            </w:r>
-          </w:p>
-        </w:tc>
-        <w:tc>
-          <w:tcPr>
-            <w:tcW w:w="1214" w:type="dxa"/>
-          </w:tcPr>
-          <w:p>
-            <w:pPr>
-              <w:pStyle w:val="TableText"/>
-            </w:pPr>
-            <w:r>
-              <w:rPr>
-                <w:sz w:val="24"/>
-                <w:szCs w:val="24"/>
-              </w:rPr>
-              <w:t xml:space="preserve">11</w:t>
-            </w:r>
-          </w:p>
-        </w:tc>
-        <w:tc>
-          <w:tcPr>
-            <w:tcW w:w="5102" w:type="dxa"/>
-          </w:tcPr>
-          <w:p>
-            <w:pPr>
-              <w:pStyle w:val="TableText"/>
-            </w:pPr>
-            <w:r>
-              <w:rPr>
-                <w:sz w:val="24"/>
-                <w:szCs w:val="24"/>
-              </w:rPr>
-              <w:t xml:space="preserve">сборка индексов</w:t>
-            </w:r>
-          </w:p>
-        </w:tc>
-      </w:tr>
-      <w:tr>
-        <w:trPr>
-          <w:cantSplit/>
-        </w:trPr>
-        <w:tc>
-          <w:tcPr>
-            <w:tcW w:w="3037" w:type="dxa"/>
-          </w:tcPr>
-          <w:p>
-            <w:pPr>
-              <w:pStyle w:val="TableText"/>
-            </w:pPr>
-            <w:r>
-              <w:rPr>
-                <w:rFonts w:ascii="Courier New" w:hAnsi="Courier New" w:cs="Courier New"/>
-                <w:sz w:val="20"/>
-                <w:szCs w:val="20"/>
-              </w:rPr>
-              <w:t xml:space="preserve">tests/*.py</w:t>
-            </w:r>
-            <w:r>
-              <w:rPr>
-                <w:sz w:val="24"/>
-                <w:szCs w:val="24"/>
-              </w:rPr>
-              <w:t xml:space="preserve"> (корень)</w:t>
-            </w:r>
-          </w:p>
-        </w:tc>
-        <w:tc>
-          <w:tcPr>
-            <w:tcW w:w="1214" w:type="dxa"/>
-          </w:tcPr>
-          <w:p>
-            <w:pPr>
-              <w:pStyle w:val="TableText"/>
-            </w:pPr>
-            <w:r>
-              <w:rPr>
-                <w:sz w:val="24"/>
-                <w:szCs w:val="24"/>
-              </w:rPr>
-              <w:t xml:space="preserve">73</w:t>
-            </w:r>
-          </w:p>
-        </w:tc>
-        <w:tc>
-          <w:tcPr>
-            <w:tcW w:w="5102" w:type="dxa"/>
-          </w:tcPr>
-          <w:p>
-            <w:pPr>
-              <w:pStyle w:val="TableText"/>
-            </w:pPr>
-            <w:r>
-              <w:rPr>
-                <w:sz w:val="24"/>
-                <w:szCs w:val="24"/>
-              </w:rPr>
               <w:t xml:space="preserve">приём корпуса, подсчёт извлечения, шарды, офлайн-скрипты, preflight, хэши vendor, сервер-отчёты</w:t>
             </w:r>
           </w:p>
@@ -2792,14 +2858,17 @@
       <w:r>
         <w:t xml:space="preserve">Порог покрытия в CI: 80 % ветвлений на </w:t>
       </w:r>
-      <w:r>
-        <w:rPr>
-          <w:rFonts w:ascii="Courier New" w:hAnsi="Courier New" w:cs="Courier New"/>
-          <w:sz w:val="24"/>
-          <w:szCs w:val="24"/>
-        </w:rPr>
-        <w:t xml:space="preserve">src/detective_board</w:t>
-      </w:r>
+      <w:hyperlink r:id="rIdLnk23" w:history="1">
+        <w:r>
+          <w:rPr>
+            <w:rStyle w:val="Hyperlink"/>
+            <w:rFonts w:ascii="Courier New" w:hAnsi="Courier New" w:cs="Courier New"/>
+            <w:sz w:val="24"/>
+            <w:szCs w:val="24"/>
+          </w:rPr>
+          <w:t xml:space="preserve">src/detective_board</w:t>
+        </w:r>
+      </w:hyperlink>
       <w:r>
         <w:t xml:space="preserve"> (</w:t>
       </w:r>
@@ -2913,14 +2982,17 @@
       <w:r>
         <w:t xml:space="preserve">Оценка качества </w:t>
       </w:r>
-      <w:r>
-        <w:rPr>
-          <w:rFonts w:ascii="Courier New" w:hAnsi="Courier New" w:cs="Courier New"/>
-          <w:sz w:val="24"/>
-          <w:szCs w:val="24"/>
-        </w:rPr>
-        <w:t xml:space="preserve">eval/run_eval.py</w:t>
-      </w:r>
+      <w:hyperlink r:id="rIdLnk24" w:history="1">
+        <w:r>
+          <w:rPr>
+            <w:rStyle w:val="Hyperlink"/>
+            <w:rFonts w:ascii="Courier New" w:hAnsi="Courier New" w:cs="Courier New"/>
+            <w:sz w:val="24"/>
+            <w:szCs w:val="24"/>
+          </w:rPr>
+          <w:t xml:space="preserve">eval/run_eval.py</w:t>
+        </w:r>
+      </w:hyperlink>
       <w:r>
         <w:t xml:space="preserve"> по протоколу раздела 6.5 – на GPU-сервере или на целевом ноутбуке; на ноутбуке осмыслены только значения задержки.</w:t>
       </w:r>
@@ -3094,25 +3166,31 @@
       <w:r>
         <w:t xml:space="preserve">Критерий: 100 % тестов зелёные; тест правил R1–R3 не пропускается и не перезапускается до зелёного. Правила покрыты мини-графами (3–8 узлов) с ручным ответом, повтор запуска даёт идентичный результат; MCP-инструмент и прямой вызов модуля правил дают равный результат (</w:t>
       </w:r>
-      <w:r>
-        <w:rPr>
-          <w:rFonts w:ascii="Courier New" w:hAnsi="Courier New" w:cs="Courier New"/>
-          <w:sz w:val="24"/>
-          <w:szCs w:val="24"/>
-        </w:rPr>
-        <w:t xml:space="preserve">tests/mcp/</w:t>
-      </w:r>
+      <w:hyperlink r:id="rIdLnk25" w:history="1">
+        <w:r>
+          <w:rPr>
+            <w:rStyle w:val="Hyperlink"/>
+            <w:rFonts w:ascii="Courier New" w:hAnsi="Courier New" w:cs="Courier New"/>
+            <w:sz w:val="24"/>
+            <w:szCs w:val="24"/>
+          </w:rPr>
+          <w:t xml:space="preserve">tests/mcp/</w:t>
+        </w:r>
+      </w:hyperlink>
       <w:r>
         <w:t xml:space="preserve">, </w:t>
       </w:r>
-      <w:r>
-        <w:rPr>
-          <w:rFonts w:ascii="Courier New" w:hAnsi="Courier New" w:cs="Courier New"/>
-          <w:sz w:val="24"/>
-          <w:szCs w:val="24"/>
-        </w:rPr>
-        <w:t xml:space="preserve">tests/symbolic/</w:t>
-      </w:r>
+      <w:hyperlink r:id="rIdLnk26" w:history="1">
+        <w:r>
+          <w:rPr>
+            <w:rStyle w:val="Hyperlink"/>
+            <w:rFonts w:ascii="Courier New" w:hAnsi="Courier New" w:cs="Courier New"/>
+            <w:sz w:val="24"/>
+            <w:szCs w:val="24"/>
+          </w:rPr>
+          <w:t xml:space="preserve">tests/symbolic/</w:t>
+        </w:r>
+      </w:hyperlink>
       <w:r>
         <w:t xml:space="preserve">).</w:t>
       </w:r>
@@ -3158,14 +3236,17 @@
       <w:r>
         <w:t xml:space="preserve">; вопрос вне темы – отказ (</w:t>
       </w:r>
-      <w:r>
-        <w:rPr>
-          <w:rFonts w:ascii="Courier New" w:hAnsi="Courier New" w:cs="Courier New"/>
-          <w:sz w:val="24"/>
-          <w:szCs w:val="24"/>
-        </w:rPr>
-        <w:t xml:space="preserve">docs/api.md</w:t>
-      </w:r>
+      <w:hyperlink r:id="rIdLnk27" w:history="1">
+        <w:r>
+          <w:rPr>
+            <w:rStyle w:val="Hyperlink"/>
+            <w:rFonts w:ascii="Courier New" w:hAnsi="Courier New" w:cs="Courier New"/>
+            <w:sz w:val="24"/>
+            <w:szCs w:val="24"/>
+          </w:rPr>
+          <w:t xml:space="preserve">docs/api.md</w:t>
+        </w:r>
+      </w:hyperlink>
       <w:r>
         <w:t xml:space="preserve">). Критерий – соответствие ожидаемому поведению.</w:t>
       </w:r>
@@ -3182,14 +3263,17 @@
       <w:r>
         <w:t xml:space="preserve">Шаги и критерии – </w:t>
       </w:r>
-      <w:r>
-        <w:rPr>
-          <w:rFonts w:ascii="Courier New" w:hAnsi="Courier New" w:cs="Courier New"/>
-          <w:sz w:val="24"/>
-          <w:szCs w:val="24"/>
-        </w:rPr>
-        <w:t xml:space="preserve">docs/team/CLEAN_INSTALL.md</w:t>
-      </w:r>
+      <w:hyperlink r:id="rIdLnk28" w:history="1">
+        <w:r>
+          <w:rPr>
+            <w:rStyle w:val="Hyperlink"/>
+            <w:rFonts w:ascii="Courier New" w:hAnsi="Courier New" w:cs="Courier New"/>
+            <w:sz w:val="24"/>
+            <w:szCs w:val="24"/>
+          </w:rPr>
+          <w:t xml:space="preserve">docs/team/CLEAN_INSTALL.md</w:t>
+        </w:r>
+      </w:hyperlink>
       <w:r>
         <w:t xml:space="preserve">. </w:t>
       </w:r>
@@ -3545,14 +3629,17 @@
               </w:rPr>
               <w:t xml:space="preserve">(второй вопрос вне корпуса, </w:t>
             </w:r>
-            <w:r>
-              <w:rPr>
-                <w:rFonts w:ascii="Courier New" w:hAnsi="Courier New" w:cs="Courier New"/>
-                <w:sz w:val="20"/>
-                <w:szCs w:val="20"/>
-              </w:rPr>
-              <w:t xml:space="preserve">eval/golden/questions.jsonl</w:t>
-            </w:r>
+            <w:hyperlink r:id="rIdLnk29" w:history="1">
+              <w:r>
+                <w:rPr>
+                  <w:rStyle w:val="Hyperlink"/>
+                  <w:rFonts w:ascii="Courier New" w:hAnsi="Courier New" w:cs="Courier New"/>
+                  <w:sz w:val="20"/>
+                  <w:szCs w:val="20"/>
+                </w:rPr>
+                <w:t xml:space="preserve">eval/golden/questions.jsonl</w:t>
+              </w:r>
+            </w:hyperlink>
             <w:r>
               <w:rPr>
                 <w:sz w:val="24"/>
@@ -3604,58 +3691,73 @@
       <w:r>
         <w:t xml:space="preserve"> </w:t>
       </w:r>
-      <w:r>
-        <w:rPr>
-          <w:rFonts w:ascii="Courier New" w:hAnsi="Courier New" w:cs="Courier New"/>
-          <w:sz w:val="24"/>
-          <w:szCs w:val="24"/>
-        </w:rPr>
-        <w:t xml:space="preserve">eval/golden/questions.jsonl</w:t>
-      </w:r>
+      <w:hyperlink r:id="rIdLnk30" w:history="1">
+        <w:r>
+          <w:rPr>
+            <w:rStyle w:val="Hyperlink"/>
+            <w:rFonts w:ascii="Courier New" w:hAnsi="Courier New" w:cs="Courier New"/>
+            <w:sz w:val="24"/>
+            <w:szCs w:val="24"/>
+          </w:rPr>
+          <w:t xml:space="preserve">eval/golden/questions.jsonl</w:t>
+        </w:r>
+      </w:hyperlink>
       <w:r>
         <w:t xml:space="preserve"> – 64 вопроса (категории: факт, многошаговый, связь, хронология, противоречие свидетельств, алиби, межрассказный, вне корпуса, состязательный, русский язык); </w:t>
       </w:r>
-      <w:r>
-        <w:rPr>
-          <w:rFonts w:ascii="Courier New" w:hAnsi="Courier New" w:cs="Courier New"/>
-          <w:sz w:val="24"/>
-          <w:szCs w:val="24"/>
-        </w:rPr>
-        <w:t xml:space="preserve">eval/golden/contradictions.jsonl</w:t>
-      </w:r>
+      <w:hyperlink r:id="rIdLnk31" w:history="1">
+        <w:r>
+          <w:rPr>
+            <w:rStyle w:val="Hyperlink"/>
+            <w:rFonts w:ascii="Courier New" w:hAnsi="Courier New" w:cs="Courier New"/>
+            <w:sz w:val="24"/>
+            <w:szCs w:val="24"/>
+          </w:rPr>
+          <w:t xml:space="preserve">eval/golden/contradictions.jsonl</w:t>
+        </w:r>
+      </w:hyperlink>
       <w:r>
         <w:t xml:space="preserve"> – 43 случая; </w:t>
       </w:r>
-      <w:r>
-        <w:rPr>
-          <w:rFonts w:ascii="Courier New" w:hAnsi="Courier New" w:cs="Courier New"/>
-          <w:sz w:val="24"/>
-          <w:szCs w:val="24"/>
-        </w:rPr>
-        <w:t xml:space="preserve">eval/extraction_gold/</w:t>
-      </w:r>
+      <w:hyperlink r:id="rIdLnk32" w:history="1">
+        <w:r>
+          <w:rPr>
+            <w:rStyle w:val="Hyperlink"/>
+            <w:rFonts w:ascii="Courier New" w:hAnsi="Courier New" w:cs="Courier New"/>
+            <w:sz w:val="24"/>
+            <w:szCs w:val="24"/>
+          </w:rPr>
+          <w:t xml:space="preserve">eval/extraction_gold/</w:t>
+        </w:r>
+      </w:hyperlink>
       <w:r>
         <w:t xml:space="preserve"> и 12 размеченных фрагментов; </w:t>
       </w:r>
-      <w:r>
-        <w:rPr>
-          <w:rFonts w:ascii="Courier New" w:hAnsi="Courier New" w:cs="Courier New"/>
-          <w:sz w:val="24"/>
-          <w:szCs w:val="24"/>
-        </w:rPr>
-        <w:t xml:space="preserve">eval/pre_reveal/cases.jsonl</w:t>
-      </w:r>
+      <w:hyperlink r:id="rIdLnk33" w:history="1">
+        <w:r>
+          <w:rPr>
+            <w:rStyle w:val="Hyperlink"/>
+            <w:rFonts w:ascii="Courier New" w:hAnsi="Courier New" w:cs="Courier New"/>
+            <w:sz w:val="24"/>
+            <w:szCs w:val="24"/>
+          </w:rPr>
+          <w:t xml:space="preserve">eval/pre_reveal/cases.jsonl</w:t>
+        </w:r>
+      </w:hyperlink>
       <w:r>
         <w:t xml:space="preserve"> – 16 вопросов в 8 рассказах. Разбиение dev/test детерминировано (</w:t>
       </w:r>
-      <w:r>
-        <w:rPr>
-          <w:rFonts w:ascii="Courier New" w:hAnsi="Courier New" w:cs="Courier New"/>
-          <w:sz w:val="24"/>
-          <w:szCs w:val="24"/>
-        </w:rPr>
-        <w:t xml:space="preserve">eval/golden/split.json</w:t>
-      </w:r>
+      <w:hyperlink r:id="rIdLnk34" w:history="1">
+        <w:r>
+          <w:rPr>
+            <w:rStyle w:val="Hyperlink"/>
+            <w:rFonts w:ascii="Courier New" w:hAnsi="Courier New" w:cs="Courier New"/>
+            <w:sz w:val="24"/>
+            <w:szCs w:val="24"/>
+          </w:rPr>
+          <w:t xml:space="preserve">eval/golden/split.json</w:t>
+        </w:r>
+      </w:hyperlink>
       <w:r>
         <w:t xml:space="preserve">, хэш sha256 от seed и идентификатора, расслоено по категориям). Эталоны написаны ИИ-ассистентом.</w:t>
       </w:r>
@@ -3769,14 +3871,17 @@
       <w:r>
         <w:t xml:space="preserve">, подбираются только на dev. (3) Test-срез запускается один раз на замороженную конфигурацию; запуск с незакоммиченными изменениями отклоняется; повторный запуск для той же пары «коммит, конфигурация» отклоняется. (4) К каждому числу прикладываются SHA коммита и хэш конфигурации. (5) Результат никогда не перезаписывается. Предрегистрация test-прогона: </w:t>
       </w:r>
-      <w:r>
-        <w:rPr>
-          <w:rFonts w:ascii="Courier New" w:hAnsi="Courier New" w:cs="Courier New"/>
-          <w:sz w:val="24"/>
-          <w:szCs w:val="24"/>
-        </w:rPr>
-        <w:t xml:space="preserve">docs/spike/results/test-preregistration-20261028.md</w:t>
-      </w:r>
+      <w:hyperlink r:id="rIdLnk35" w:history="1">
+        <w:r>
+          <w:rPr>
+            <w:rStyle w:val="Hyperlink"/>
+            <w:rFonts w:ascii="Courier New" w:hAnsi="Courier New" w:cs="Courier New"/>
+            <w:sz w:val="24"/>
+            <w:szCs w:val="24"/>
+          </w:rPr>
+          <w:t xml:space="preserve">docs/spike/results/test-preregistration-20261028.md</w:t>
+        </w:r>
+      </w:hyperlink>
       <w:r>
         <w:t xml:space="preserve">.</w:t>
       </w:r>
@@ -3902,25 +4007,31 @@
       <w:r>
         <w:t xml:space="preserve">Метод: 18 различных отвечаемых вопросов dev-среза, три серии по 6 с паузой 20 с (как на сцене), разные вопросы, чтобы кэш префикса не превращал повторы в трёхсекундные ответы; модели выгружены перед первым вопросом; регистрируются полное время ответа, пик памяти процессов llama-server и температура корпуса процессора (</w:t>
       </w:r>
-      <w:r>
-        <w:rPr>
-          <w:rFonts w:ascii="Courier New" w:hAnsi="Courier New" w:cs="Courier New"/>
-          <w:sz w:val="24"/>
-          <w:szCs w:val="24"/>
-        </w:rPr>
-        <w:t xml:space="preserve">docs/perf/laptop-20261029.md</w:t>
-      </w:r>
+      <w:hyperlink r:id="rIdLnk36" w:history="1">
+        <w:r>
+          <w:rPr>
+            <w:rStyle w:val="Hyperlink"/>
+            <w:rFonts w:ascii="Courier New" w:hAnsi="Courier New" w:cs="Courier New"/>
+            <w:sz w:val="24"/>
+            <w:szCs w:val="24"/>
+          </w:rPr>
+          <w:t xml:space="preserve">docs/perf/laptop-20261029.md</w:t>
+        </w:r>
+      </w:hyperlink>
       <w:r>
         <w:t xml:space="preserve">). Правила измерения (RSS в дочернем процессе, выгрузка других моделей, учёт троттлинга, разделение холодной и тёплой загрузки) – </w:t>
       </w:r>
-      <w:r>
-        <w:rPr>
-          <w:rFonts w:ascii="Courier New" w:hAnsi="Courier New" w:cs="Courier New"/>
-          <w:sz w:val="24"/>
-          <w:szCs w:val="24"/>
-        </w:rPr>
-        <w:t xml:space="preserve">docs/test-plan.md</w:t>
-      </w:r>
+      <w:hyperlink r:id="rIdLnk37" w:history="1">
+        <w:r>
+          <w:rPr>
+            <w:rStyle w:val="Hyperlink"/>
+            <w:rFonts w:ascii="Courier New" w:hAnsi="Courier New" w:cs="Courier New"/>
+            <w:sz w:val="24"/>
+            <w:szCs w:val="24"/>
+          </w:rPr>
+          <w:t xml:space="preserve">docs/test-plan.md</w:t>
+        </w:r>
+      </w:hyperlink>
       <w:r>
         <w:t xml:space="preserve">, раздел 8.</w:t>
       </w:r>
@@ -4294,14 +4405,17 @@
               </w:rPr>
               <w:t xml:space="preserve">6.1 (</w:t>
             </w:r>
-            <w:r>
-              <w:rPr>
-                <w:rFonts w:ascii="Courier New" w:hAnsi="Courier New" w:cs="Courier New"/>
-                <w:sz w:val="20"/>
-                <w:szCs w:val="20"/>
-              </w:rPr>
-              <w:t xml:space="preserve">tests/mcp/</w:t>
-            </w:r>
+            <w:hyperlink r:id="rIdLnk38" w:history="1">
+              <w:r>
+                <w:rPr>
+                  <w:rStyle w:val="Hyperlink"/>
+                  <w:rFonts w:ascii="Courier New" w:hAnsi="Courier New" w:cs="Courier New"/>
+                  <w:sz w:val="20"/>
+                  <w:szCs w:val="20"/>
+                </w:rPr>
+                <w:t xml:space="preserve">tests/mcp/</w:t>
+              </w:r>
+            </w:hyperlink>
             <w:r>
               <w:rPr>
                 <w:sz w:val="24"/>
@@ -4728,14 +4842,17 @@
       <w:r>
         <w:t xml:space="preserve">Таблица А.1 – </w:t>
       </w:r>
-      <w:r>
-        <w:rPr>
-          <w:rFonts w:ascii="Courier New" w:hAnsi="Courier New" w:cs="Courier New"/>
-          <w:sz w:val="24"/>
-          <w:szCs w:val="24"/>
-        </w:rPr>
-        <w:t xml:space="preserve">docs/spike/results/eval-2026-10-28-test-7b7b197-7857839ed9be-175321.md</w:t>
-      </w:r>
+      <w:hyperlink r:id="rIdLnk39" w:history="1">
+        <w:r>
+          <w:rPr>
+            <w:rStyle w:val="Hyperlink"/>
+            <w:rFonts w:ascii="Courier New" w:hAnsi="Courier New" w:cs="Courier New"/>
+            <w:sz w:val="24"/>
+            <w:szCs w:val="24"/>
+          </w:rPr>
+          <w:t xml:space="preserve">docs/spike/results/eval-2026-10-28-test-7b7b197-7857839ed9be-175321.md</w:t>
+        </w:r>
+      </w:hyperlink>
       <w:r>
         <w:t xml:space="preserve">; коммит 7b7b197, хэш конфигурации 7857839ed9be, n=30</w:t>
       </w:r>
@@ -5378,14 +5495,17 @@
       <w:r>
         <w:t xml:space="preserve">Файл: </w:t>
       </w:r>
-      <w:r>
-        <w:rPr>
-          <w:rFonts w:ascii="Courier New" w:hAnsi="Courier New" w:cs="Courier New"/>
-          <w:sz w:val="24"/>
-          <w:szCs w:val="24"/>
-        </w:rPr>
-        <w:t xml:space="preserve">docs/spike/results/pre-reveal-2026-10-28-rescored.md</w:t>
-      </w:r>
+      <w:hyperlink r:id="rIdLnk40" w:history="1">
+        <w:r>
+          <w:rPr>
+            <w:rStyle w:val="Hyperlink"/>
+            <w:rFonts w:ascii="Courier New" w:hAnsi="Courier New" w:cs="Courier New"/>
+            <w:sz w:val="24"/>
+            <w:szCs w:val="24"/>
+          </w:rPr>
+          <w:t xml:space="preserve">docs/spike/results/pre-reveal-2026-10-28-rescored.md</w:t>
+        </w:r>
+      </w:hyperlink>
       <w:r>
         <w:t xml:space="preserve">.</w:t>
       </w:r>
@@ -5664,14 +5784,17 @@
       <w:r>
         <w:t xml:space="preserve">Файл: </w:t>
       </w:r>
-      <w:r>
-        <w:rPr>
-          <w:rFonts w:ascii="Courier New" w:hAnsi="Courier New" w:cs="Courier New"/>
-          <w:sz w:val="24"/>
-          <w:szCs w:val="24"/>
-        </w:rPr>
-        <w:t xml:space="preserve">docs/perf/clean-install-20261029.md</w:t>
-      </w:r>
+      <w:hyperlink r:id="rIdLnk41" w:history="1">
+        <w:r>
+          <w:rPr>
+            <w:rStyle w:val="Hyperlink"/>
+            <w:rFonts w:ascii="Courier New" w:hAnsi="Courier New" w:cs="Courier New"/>
+            <w:sz w:val="24"/>
+            <w:szCs w:val="24"/>
+          </w:rPr>
+          <w:t xml:space="preserve">docs/perf/clean-install-20261029.md</w:t>
+        </w:r>
+      </w:hyperlink>
       <w:r>
         <w:t xml:space="preserve">.</w:t>
       </w:r>
@@ -6034,14 +6157,17 @@
       <w:r>
         <w:t xml:space="preserve">Файл: </w:t>
       </w:r>
-      <w:r>
-        <w:rPr>
-          <w:rFonts w:ascii="Courier New" w:hAnsi="Courier New" w:cs="Courier New"/>
-          <w:sz w:val="24"/>
-          <w:szCs w:val="24"/>
-        </w:rPr>
-        <w:t xml:space="preserve">docs/perf/laptop-20261029.md</w:t>
-      </w:r>
+      <w:hyperlink r:id="rIdLnk42" w:history="1">
+        <w:r>
+          <w:rPr>
+            <w:rStyle w:val="Hyperlink"/>
+            <w:rFonts w:ascii="Courier New" w:hAnsi="Courier New" w:cs="Courier New"/>
+            <w:sz w:val="24"/>
+            <w:szCs w:val="24"/>
+          </w:rPr>
+          <w:t xml:space="preserve">docs/perf/laptop-20261029.md</w:t>
+        </w:r>
+      </w:hyperlink>
       <w:r>
         <w:t xml:space="preserve">.</w:t>
       </w:r>
@@ -6580,14 +6706,17 @@
             <w:pPr>
               <w:pStyle w:val="TableText"/>
             </w:pPr>
-            <w:r>
-              <w:rPr>
-                <w:rFonts w:ascii="Courier New" w:hAnsi="Courier New" w:cs="Courier New"/>
-                <w:sz w:val="20"/>
-                <w:szCs w:val="20"/>
-              </w:rPr>
-              <w:t xml:space="preserve">docs/spike/results/graph-sanity-20261028.md</w:t>
-            </w:r>
+            <w:hyperlink r:id="rIdLnk43" w:history="1">
+              <w:r>
+                <w:rPr>
+                  <w:rStyle w:val="Hyperlink"/>
+                  <w:rFonts w:ascii="Courier New" w:hAnsi="Courier New" w:cs="Courier New"/>
+                  <w:sz w:val="20"/>
+                  <w:szCs w:val="20"/>
+                </w:rPr>
+                <w:t xml:space="preserve">docs/spike/results/graph-sanity-20261028.md</w:t>
+              </w:r>
+            </w:hyperlink>
           </w:p>
         </w:tc>
       </w:tr>
@@ -6637,14 +6766,17 @@
             <w:pPr>
               <w:pStyle w:val="TableText"/>
             </w:pPr>
-            <w:r>
-              <w:rPr>
-                <w:rFonts w:ascii="Courier New" w:hAnsi="Courier New" w:cs="Courier New"/>
-                <w:sz w:val="20"/>
-                <w:szCs w:val="20"/>
-              </w:rPr>
-              <w:t xml:space="preserve">docs/spike/results/presence-pass-server-20261029.md</w:t>
-            </w:r>
+            <w:hyperlink r:id="rIdLnk44" w:history="1">
+              <w:r>
+                <w:rPr>
+                  <w:rStyle w:val="Hyperlink"/>
+                  <w:rFonts w:ascii="Courier New" w:hAnsi="Courier New" w:cs="Courier New"/>
+                  <w:sz w:val="20"/>
+                  <w:szCs w:val="20"/>
+                </w:rPr>
+                <w:t xml:space="preserve">docs/spike/results/presence-pass-server-20261029.md</w:t>
+              </w:r>
+            </w:hyperlink>
           </w:p>
         </w:tc>
       </w:tr>
@@ -6694,14 +6826,17 @@
             <w:pPr>
               <w:pStyle w:val="TableText"/>
             </w:pPr>
-            <w:r>
-              <w:rPr>
-                <w:rFonts w:ascii="Courier New" w:hAnsi="Courier New" w:cs="Courier New"/>
-                <w:sz w:val="20"/>
-                <w:szCs w:val="20"/>
-              </w:rPr>
-              <w:t xml:space="preserve">docs/spike/results/eval-2026-10-28-dev-ab945e8-78b3bbb3f2a6-145202-rescored.md</w:t>
-            </w:r>
+            <w:hyperlink r:id="rIdLnk45" w:history="1">
+              <w:r>
+                <w:rPr>
+                  <w:rStyle w:val="Hyperlink"/>
+                  <w:rFonts w:ascii="Courier New" w:hAnsi="Courier New" w:cs="Courier New"/>
+                  <w:sz w:val="20"/>
+                  <w:szCs w:val="20"/>
+                </w:rPr>
+                <w:t xml:space="preserve">docs/spike/results/eval-2026-10-28-dev-ab945e8-78b3bbb3f2a6-145202-rescored.md</w:t>
+              </w:r>
+            </w:hyperlink>
           </w:p>
         </w:tc>
       </w:tr>
@@ -6751,14 +6886,17 @@
             <w:pPr>
               <w:pStyle w:val="TableText"/>
             </w:pPr>
-            <w:r>
-              <w:rPr>
-                <w:rFonts w:ascii="Courier New" w:hAnsi="Courier New" w:cs="Courier New"/>
-                <w:sz w:val="20"/>
-                <w:szCs w:val="20"/>
-              </w:rPr>
-              <w:t xml:space="preserve">docs/spike/results/r3-semantic-dev-judge-r3j2.md</w:t>
-            </w:r>
+            <w:hyperlink r:id="rIdLnk46" w:history="1">
+              <w:r>
+                <w:rPr>
+                  <w:rStyle w:val="Hyperlink"/>
+                  <w:rFonts w:ascii="Courier New" w:hAnsi="Courier New" w:cs="Courier New"/>
+                  <w:sz w:val="20"/>
+                  <w:szCs w:val="20"/>
+                </w:rPr>
+                <w:t xml:space="preserve">docs/spike/results/r3-semantic-dev-judge-r3j2.md</w:t>
+              </w:r>
+            </w:hyperlink>
           </w:p>
         </w:tc>
       </w:tr>
@@ -6808,14 +6946,17 @@
             <w:pPr>
               <w:pStyle w:val="TableText"/>
             </w:pPr>
-            <w:r>
-              <w:rPr>
-                <w:rFonts w:ascii="Courier New" w:hAnsi="Courier New" w:cs="Courier New"/>
-                <w:sz w:val="20"/>
-                <w:szCs w:val="20"/>
-              </w:rPr>
-              <w:t xml:space="preserve">docs/spike/results/entity-answer-2026-10-29.md</w:t>
-            </w:r>
+            <w:hyperlink r:id="rIdLnk47" w:history="1">
+              <w:r>
+                <w:rPr>
+                  <w:rStyle w:val="Hyperlink"/>
+                  <w:rFonts w:ascii="Courier New" w:hAnsi="Courier New" w:cs="Courier New"/>
+                  <w:sz w:val="20"/>
+                  <w:szCs w:val="20"/>
+                </w:rPr>
+                <w:t xml:space="preserve">docs/spike/results/entity-answer-2026-10-29.md</w:t>
+              </w:r>
+            </w:hyperlink>
           </w:p>
         </w:tc>
       </w:tr>
@@ -6865,14 +7006,17 @@
             <w:pPr>
               <w:pStyle w:val="TableText"/>
             </w:pPr>
-            <w:r>
-              <w:rPr>
-                <w:rFonts w:ascii="Courier New" w:hAnsi="Courier New" w:cs="Courier New"/>
-                <w:sz w:val="20"/>
-                <w:szCs w:val="20"/>
-              </w:rPr>
-              <w:t xml:space="preserve">docs/spike/results/api12-20261027-extractive.md</w:t>
-            </w:r>
+            <w:hyperlink r:id="rIdLnk48" w:history="1">
+              <w:r>
+                <w:rPr>
+                  <w:rStyle w:val="Hyperlink"/>
+                  <w:rFonts w:ascii="Courier New" w:hAnsi="Courier New" w:cs="Courier New"/>
+                  <w:sz w:val="20"/>
+                  <w:szCs w:val="20"/>
+                </w:rPr>
+                <w:t xml:space="preserve">docs/spike/results/api12-20261027-extractive.md</w:t>
+              </w:r>
+            </w:hyperlink>
             <w:r>
               <w:rPr>
                 <w:sz w:val="24"/>
@@ -8595,6 +8739,15 @@
     <w:rPr>
       <w:b/>
       <w:i/>
+    </w:rPr>
+  </w:style>
+  <w:style w:type="character" w:styleId="Hyperlink">
+    <w:name w:val="Hyperlink"/>
+    <w:uiPriority w:val="99"/>
+    <w:unhideWhenUsed/>
+    <w:rPr>
+      <w:color w:val="0563C1"/>
+      <w:u w:val="single"/>
     </w:rPr>
   </w:style>
   <w:style w:type="paragraph" w:styleId="ListDash">

--- a/docs/gost/06-programma-i-metodika-ispytanij.docx
+++ b/docs/gost/06-programma-i-metodika-ispytanij.docx
@@ -7,40 +7,7 @@
         <w:pStyle w:val="Title0"/>
       </w:pPr>
       <w:r>
-        <w:t xml:space="preserve">____</w:t>
-      </w:r>
-      <w:r>
-        <w:t xml:space="preserve">____</w:t>
-      </w:r>
-      <w:r>
-        <w:t xml:space="preserve">____</w:t>
-      </w:r>
-      <w:r>
-        <w:t xml:space="preserve">____</w:t>
-      </w:r>
-      <w:r>
-        <w:t xml:space="preserve">____</w:t>
-      </w:r>
-      <w:r>
-        <w:t xml:space="preserve">____</w:t>
-      </w:r>
-      <w:r>
-        <w:t xml:space="preserve">____</w:t>
-      </w:r>
-      <w:r>
-        <w:t xml:space="preserve">____</w:t>
-      </w:r>
-      <w:r>
-        <w:t xml:space="preserve">____</w:t>
-      </w:r>
-      <w:r>
-        <w:t xml:space="preserve">____</w:t>
-      </w:r>
-      <w:r>
-        <w:t xml:space="preserve">____</w:t>
-      </w:r>
-      <w:r>
-        <w:t xml:space="preserve">____</w:t>
+        <w:t xml:space="preserve">________________________________________________</w:t>
       </w:r>
     </w:p>
     <w:p>
@@ -202,41 +169,74 @@
           <w:sz w:val="24"/>
           <w:szCs w:val="24"/>
         </w:rPr>
-        <w:t xml:space="preserve">Обозначение документа: </w:t>
-      </w:r>
+        <w:t xml:space="preserve">Обозначение документа: ____________ (присваивается организацией)</w:t>
+      </w:r>
+    </w:p>
+    <w:p>
+      <w:pPr>
+        <w:pStyle w:val="Title0"/>
+      </w:pPr>
+    </w:p>
+    <w:p>
+      <w:pPr>
+        <w:pStyle w:val="Title0"/>
+      </w:pPr>
+      <w:r>
+        <w:rPr>
+          <w:b/>
+          <w:sz w:val="24"/>
+          <w:szCs w:val="24"/>
+        </w:rPr>
+        <w:t xml:space="preserve">Авторы:</w:t>
+      </w:r>
+    </w:p>
+    <w:p>
+      <w:pPr>
+        <w:pStyle w:val="Title0"/>
+      </w:pPr>
       <w:r>
         <w:rPr>
           <w:sz w:val="24"/>
           <w:szCs w:val="24"/>
         </w:rPr>
-        <w:t xml:space="preserve">____</w:t>
-      </w:r>
+        <w:t xml:space="preserve">Верховых Егор</w:t>
+      </w:r>
+    </w:p>
+    <w:p>
+      <w:pPr>
+        <w:pStyle w:val="Title0"/>
+      </w:pPr>
       <w:r>
         <w:rPr>
           <w:sz w:val="24"/>
           <w:szCs w:val="24"/>
         </w:rPr>
-        <w:t xml:space="preserve">____</w:t>
-      </w:r>
+        <w:t xml:space="preserve">Стрижевский Андрей</w:t>
+      </w:r>
+    </w:p>
+    <w:p>
+      <w:pPr>
+        <w:pStyle w:val="Title0"/>
+      </w:pPr>
       <w:r>
         <w:rPr>
           <w:sz w:val="24"/>
           <w:szCs w:val="24"/>
         </w:rPr>
-        <w:t xml:space="preserve">____</w:t>
-      </w:r>
+        <w:t xml:space="preserve">Парамонов Даниил</w:t>
+      </w:r>
+    </w:p>
+    <w:p>
+      <w:pPr>
+        <w:pStyle w:val="Title0"/>
+      </w:pPr>
       <w:r>
         <w:rPr>
           <w:sz w:val="24"/>
           <w:szCs w:val="24"/>
         </w:rPr>
-        <w:t xml:space="preserve"> (присваивается организацией)</w:t>
-      </w:r>
-    </w:p>
-    <w:p>
-      <w:pPr>
-        <w:pStyle w:val="Title0"/>
-      </w:pPr>
+        <w:t xml:space="preserve">Приц Артём</w:t>
+      </w:r>
     </w:p>
     <w:p>
       <w:pPr>
@@ -8748,6 +8748,38 @@
     <w:rPr>
       <w:color w:val="0563C1"/>
       <w:u w:val="single"/>
+    </w:rPr>
+  </w:style>
+  <w:style w:type="paragraph" w:styleId="FH">
+    <w:name w:val="File Heading"/>
+    <w:basedOn w:val="Normal"/>
+    <w:next w:val="FT"/>
+    <w:qFormat/>
+    <w:pPr>
+      <w:keepNext/>
+      <w:keepLines/>
+      <w:spacing w:before="140" w:after="20" w:line="240" w:lineRule="auto"/>
+      <w:ind w:firstLine="0"/>
+      <w:jc w:val="left"/>
+    </w:pPr>
+    <w:rPr>
+      <w:b/>
+      <w:sz w:val="24"/>
+      <w:szCs w:val="24"/>
+    </w:rPr>
+  </w:style>
+  <w:style w:type="paragraph" w:styleId="FT">
+    <w:name w:val="File Text"/>
+    <w:basedOn w:val="Normal"/>
+    <w:qFormat/>
+    <w:pPr>
+      <w:spacing w:after="40" w:line="252" w:lineRule="auto"/>
+      <w:ind w:firstLine="0"/>
+      <w:jc w:val="left"/>
+    </w:pPr>
+    <w:rPr>
+      <w:sz w:val="23"/>
+      <w:szCs w:val="23"/>
     </w:rPr>
   </w:style>
   <w:style w:type="paragraph" w:styleId="ListDash">

--- a/docs/gost/06-programma-i-metodika-ispytanij.docx
+++ b/docs/gost/06-programma-i-metodika-ispytanij.docx
@@ -3992,7 +3992,29 @@
         <w:t xml:space="preserve">just pre-reveal</w:t>
       </w:r>
       <w:r>
-        <w:t xml:space="preserve"> запускает агента на полном корпусе и на корпусе, обрезанном перед местом, где названа разгадка, плюс «голую» модель; основная метрика – назван ли виновник (имя или псевдоним) в ответе или цитатах. Это лексический прокси, а не чтение человеком. Результаты – раздел А.2. Эксперименты с выбором сущности для вопросов «кто» и семантическим R3 – исследовательские, выключены и в приёмочные испытания не входят.</w:t>
+        <w:t xml:space="preserve"> запускает агента на полном корпусе и на корпусе, обрезанном перед местом, где названа разгадка, плюс «голую» модель; основная метрика – назван ли виновник (имя или псевдоним) в ответе или цитатах. Это лексический прокси, а не чтение человеком. Результаты – раздел А.2. Угадывание виновного (ветка </w:t>
+      </w:r>
+      <w:r>
+        <w:rPr>
+          <w:rFonts w:ascii="Courier New" w:hAnsi="Courier New" w:cs="Courier New"/>
+          <w:sz w:val="24"/>
+          <w:szCs w:val="24"/>
+        </w:rPr>
+        <w:t xml:space="preserve">feat/suspects-matrix</w:t>
+      </w:r>
+      <w:r>
+        <w:t xml:space="preserve">) и семантический R3 – исследовательские, не в </w:t>
+      </w:r>
+      <w:r>
+        <w:rPr>
+          <w:rFonts w:ascii="Courier New" w:hAnsi="Courier New" w:cs="Courier New"/>
+          <w:sz w:val="24"/>
+          <w:szCs w:val="24"/>
+        </w:rPr>
+        <w:t xml:space="preserve">main</w:t>
+      </w:r>
+      <w:r>
+        <w:t xml:space="preserve"> или выключены и в приёмочные испытания не входят.</w:t>
       </w:r>
     </w:p>
     <w:p>
@@ -6917,7 +6939,22 @@
                 <w:sz w:val="24"/>
                 <w:szCs w:val="24"/>
               </w:rPr>
-              <w:t xml:space="preserve">Выбор сущности («кто»)</w:t>
+              <w:t xml:space="preserve">Угадывание виновного, 6 новых рассказов (ветка </w:t>
+            </w:r>
+            <w:r>
+              <w:rPr>
+                <w:rFonts w:ascii="Courier New" w:hAnsi="Courier New" w:cs="Courier New"/>
+                <w:sz w:val="20"/>
+                <w:szCs w:val="20"/>
+              </w:rPr>
+              <w:t xml:space="preserve">feat/suspects-matrix</w:t>
+            </w:r>
+            <w:r>
+              <w:rPr>
+                <w:sz w:val="24"/>
+                <w:szCs w:val="24"/>
+              </w:rPr>
+              <w:t xml:space="preserve">)</w:t>
             </w:r>
           </w:p>
         </w:tc>
@@ -6934,7 +6971,7 @@
                 <w:sz w:val="24"/>
                 <w:szCs w:val="24"/>
               </w:rPr>
-              <w:t xml:space="preserve">верный виновник 1/8 строго; невиновный назван 2/8</w:t>
+              <w:t xml:space="preserve">виновный первым 2 из 6, как «самый упоминаемый» (2 из 6); интервал Уилсона 0,10–0,70; один оправданный назван первым</w:t>
             </w:r>
           </w:p>
         </w:tc>
@@ -6946,67 +6983,142 @@
             <w:pPr>
               <w:pStyle w:val="TableText"/>
             </w:pPr>
+            <w:r>
+              <w:rPr>
+                <w:rFonts w:ascii="Courier New" w:hAnsi="Courier New" w:cs="Courier New"/>
+                <w:sz w:val="20"/>
+                <w:szCs w:val="20"/>
+              </w:rPr>
+              <w:t xml:space="preserve">docs/spike/results/suspects-20261030.md</w:t>
+            </w:r>
+            <w:r>
+              <w:rPr>
+                <w:sz w:val="24"/>
+                <w:szCs w:val="24"/>
+              </w:rPr>
+              <w:t xml:space="preserve"> (на ветке, не в </w:t>
+            </w:r>
+            <w:r>
+              <w:rPr>
+                <w:rFonts w:ascii="Courier New" w:hAnsi="Courier New" w:cs="Courier New"/>
+                <w:sz w:val="20"/>
+                <w:szCs w:val="20"/>
+              </w:rPr>
+              <w:t xml:space="preserve">main</w:t>
+            </w:r>
+            <w:r>
+              <w:rPr>
+                <w:sz w:val="24"/>
+                <w:szCs w:val="24"/>
+              </w:rPr>
+              <w:t xml:space="preserve">)</w:t>
+            </w:r>
+          </w:p>
+        </w:tc>
+      </w:tr>
+      <w:tr>
+        <w:trPr>
+          <w:cantSplit/>
+        </w:trPr>
+        <w:tc>
+          <w:tcPr>
+            <w:tcW w:w="2672" w:type="dxa"/>
+          </w:tcPr>
+          <w:p>
+            <w:pPr>
+              <w:pStyle w:val="TableText"/>
+            </w:pPr>
+            <w:r>
+              <w:rPr>
+                <w:sz w:val="24"/>
+                <w:szCs w:val="24"/>
+              </w:rPr>
+              <w:t xml:space="preserve">Скорость доски, PR #30 (headless Chromium, мс до → после)</w:t>
+            </w:r>
+          </w:p>
+        </w:tc>
+        <w:tc>
+          <w:tcPr>
+            <w:tcW w:w="3644" w:type="dxa"/>
+          </w:tcPr>
+          <w:p>
+            <w:pPr>
+              <w:pStyle w:val="TableText"/>
+            </w:pPr>
+            <w:r>
+              <w:rPr>
+                <w:sz w:val="24"/>
+                <w:szCs w:val="24"/>
+              </w:rPr>
+              <w:t xml:space="preserve">14 карточек: сдвиг 2400 → 225, масштаб 2100 → 315; 200 узлов: 2060 → 384 и 13 900 → 2780; не на ноутбуке, разброс на масштабе большой</w:t>
+            </w:r>
+          </w:p>
+        </w:tc>
+        <w:tc>
+          <w:tcPr>
+            <w:tcW w:w="3037" w:type="dxa"/>
+          </w:tcPr>
+          <w:p>
+            <w:pPr>
+              <w:pStyle w:val="TableText"/>
+            </w:pPr>
+            <w:r>
+              <w:rPr>
+                <w:sz w:val="24"/>
+                <w:szCs w:val="24"/>
+              </w:rPr>
+              <w:t xml:space="preserve">описание PR #30 на GitHub</w:t>
+            </w:r>
+          </w:p>
+        </w:tc>
+      </w:tr>
+      <w:tr>
+        <w:trPr>
+          <w:cantSplit/>
+        </w:trPr>
+        <w:tc>
+          <w:tcPr>
+            <w:tcW w:w="2672" w:type="dxa"/>
+          </w:tcPr>
+          <w:p>
+            <w:pPr>
+              <w:pStyle w:val="TableText"/>
+            </w:pPr>
+            <w:r>
+              <w:rPr>
+                <w:sz w:val="24"/>
+                <w:szCs w:val="24"/>
+              </w:rPr>
+              <w:t xml:space="preserve">12 вопросов через API</w:t>
+            </w:r>
+          </w:p>
+        </w:tc>
+        <w:tc>
+          <w:tcPr>
+            <w:tcW w:w="3644" w:type="dxa"/>
+          </w:tcPr>
+          <w:p>
+            <w:pPr>
+              <w:pStyle w:val="TableText"/>
+            </w:pPr>
+            <w:r>
+              <w:rPr>
+                <w:sz w:val="24"/>
+                <w:szCs w:val="24"/>
+              </w:rPr>
+              <w:t xml:space="preserve">извлекающий режим 8–20 с против 45–140 с</w:t>
+            </w:r>
+          </w:p>
+        </w:tc>
+        <w:tc>
+          <w:tcPr>
+            <w:tcW w:w="3037" w:type="dxa"/>
+          </w:tcPr>
+          <w:p>
+            <w:pPr>
+              <w:pStyle w:val="TableText"/>
+            </w:pPr>
             <w:hyperlink r:id="rIdLnk47" w:history="1">
-              <w:r>
-                <w:rPr>
-                  <w:rStyle w:val="Hyperlink"/>
-                  <w:rFonts w:ascii="Courier New" w:hAnsi="Courier New" w:cs="Courier New"/>
-                  <w:sz w:val="20"/>
-                  <w:szCs w:val="20"/>
-                </w:rPr>
-                <w:t xml:space="preserve">docs/spike/results/entity-answer-2026-10-29.md</w:t>
-              </w:r>
-            </w:hyperlink>
-          </w:p>
-        </w:tc>
-      </w:tr>
-      <w:tr>
-        <w:trPr>
-          <w:cantSplit/>
-        </w:trPr>
-        <w:tc>
-          <w:tcPr>
-            <w:tcW w:w="2672" w:type="dxa"/>
-          </w:tcPr>
-          <w:p>
-            <w:pPr>
-              <w:pStyle w:val="TableText"/>
-            </w:pPr>
-            <w:r>
-              <w:rPr>
-                <w:sz w:val="24"/>
-                <w:szCs w:val="24"/>
-              </w:rPr>
-              <w:t xml:space="preserve">12 вопросов через API</w:t>
-            </w:r>
-          </w:p>
-        </w:tc>
-        <w:tc>
-          <w:tcPr>
-            <w:tcW w:w="3644" w:type="dxa"/>
-          </w:tcPr>
-          <w:p>
-            <w:pPr>
-              <w:pStyle w:val="TableText"/>
-            </w:pPr>
-            <w:r>
-              <w:rPr>
-                <w:sz w:val="24"/>
-                <w:szCs w:val="24"/>
-              </w:rPr>
-              <w:t xml:space="preserve">извлекающий режим 8–20 с против 45–140 с</w:t>
-            </w:r>
-          </w:p>
-        </w:tc>
-        <w:tc>
-          <w:tcPr>
-            <w:tcW w:w="3037" w:type="dxa"/>
-          </w:tcPr>
-          <w:p>
-            <w:pPr>
-              <w:pStyle w:val="TableText"/>
-            </w:pPr>
-            <w:hyperlink r:id="rIdLnk48" w:history="1">
               <w:r>
                 <w:rPr>
                   <w:rStyle w:val="Hyperlink"/>

--- a/docs/gost/06-programma-i-metodika-ispytanij.docx
+++ b/docs/gost/06-programma-i-metodika-ispytanij.docx
@@ -3992,29 +3992,35 @@
         <w:t xml:space="preserve">just pre-reveal</w:t>
       </w:r>
       <w:r>
-        <w:t xml:space="preserve"> запускает агента на полном корпусе и на корпусе, обрезанном перед местом, где названа разгадка, плюс «голую» модель; основная метрика – назван ли виновник (имя или псевдоним) в ответе или цитатах. Это лексический прокси, а не чтение человеком. Результаты – раздел А.2. Угадывание виновного (ветка </w:t>
-      </w:r>
-      <w:r>
-        <w:rPr>
-          <w:rFonts w:ascii="Courier New" w:hAnsi="Courier New" w:cs="Courier New"/>
-          <w:sz w:val="24"/>
-          <w:szCs w:val="24"/>
-        </w:rPr>
-        <w:t xml:space="preserve">feat/suspects-matrix</w:t>
-      </w:r>
-      <w:r>
-        <w:t xml:space="preserve">) и семантический R3 – исследовательские, не в </w:t>
-      </w:r>
-      <w:r>
-        <w:rPr>
-          <w:rFonts w:ascii="Courier New" w:hAnsi="Courier New" w:cs="Courier New"/>
-          <w:sz w:val="24"/>
-          <w:szCs w:val="24"/>
-        </w:rPr>
-        <w:t xml:space="preserve">main</w:t>
-      </w:r>
-      <w:r>
-        <w:t xml:space="preserve"> или выключены и в приёмочные испытания не входят.</w:t>
+        <w:t xml:space="preserve"> запускает агента на полном корпусе и на корпусе, обрезанном перед местом, где названа разгадка, плюс «голую» модель; основная метрика – назван ли виновник (имя или псевдоним) в ответе или цитатах. Это лексический прокси, а не чтение человеком. Результаты – раздел А.2. Угадывание виновного (</w:t>
+      </w:r>
+      <w:hyperlink r:id="rIdLnk36" w:history="1">
+        <w:r>
+          <w:rPr>
+            <w:rStyle w:val="Hyperlink"/>
+            <w:rFonts w:ascii="Courier New" w:hAnsi="Courier New" w:cs="Courier New"/>
+            <w:sz w:val="24"/>
+            <w:szCs w:val="24"/>
+          </w:rPr>
+          <w:t xml:space="preserve">src/detective_board/suspects/</w:t>
+        </w:r>
+      </w:hyperlink>
+      <w:r>
+        <w:t xml:space="preserve">, </w:t>
+      </w:r>
+      <w:hyperlink r:id="rIdLnk37" w:history="1">
+        <w:r>
+          <w:rPr>
+            <w:rStyle w:val="Hyperlink"/>
+            <w:rFonts w:ascii="Courier New" w:hAnsi="Courier New" w:cs="Courier New"/>
+            <w:sz w:val="24"/>
+            <w:szCs w:val="24"/>
+          </w:rPr>
+          <w:t xml:space="preserve">eval/suspects/</w:t>
+        </w:r>
+      </w:hyperlink>
+      <w:r>
+        <w:t xml:space="preserve">) и семантический R3 – исследовательские, выключены и в приёмочные испытания не входят.</w:t>
       </w:r>
     </w:p>
     <w:p>
@@ -4029,7 +4035,7 @@
       <w:r>
         <w:t xml:space="preserve">Метод: 18 различных отвечаемых вопросов dev-среза, три серии по 6 с паузой 20 с (как на сцене), разные вопросы, чтобы кэш префикса не превращал повторы в трёхсекундные ответы; модели выгружены перед первым вопросом; регистрируются полное время ответа, пик памяти процессов llama-server и температура корпуса процессора (</w:t>
       </w:r>
-      <w:hyperlink r:id="rIdLnk36" w:history="1">
+      <w:hyperlink r:id="rIdLnk38" w:history="1">
         <w:r>
           <w:rPr>
             <w:rStyle w:val="Hyperlink"/>
@@ -4043,7 +4049,7 @@
       <w:r>
         <w:t xml:space="preserve">). Правила измерения (RSS в дочернем процессе, выгрузка других моделей, учёт троттлинга, разделение холодной и тёплой загрузки) – </w:t>
       </w:r>
-      <w:hyperlink r:id="rIdLnk37" w:history="1">
+      <w:hyperlink r:id="rIdLnk39" w:history="1">
         <w:r>
           <w:rPr>
             <w:rStyle w:val="Hyperlink"/>
@@ -4427,7 +4433,7 @@
               </w:rPr>
               <w:t xml:space="preserve">6.1 (</w:t>
             </w:r>
-            <w:hyperlink r:id="rIdLnk38" w:history="1">
+            <w:hyperlink r:id="rIdLnk40" w:history="1">
               <w:r>
                 <w:rPr>
                   <w:rStyle w:val="Hyperlink"/>
@@ -4864,7 +4870,7 @@
       <w:r>
         <w:t xml:space="preserve">Таблица А.1 – </w:t>
       </w:r>
-      <w:hyperlink r:id="rIdLnk39" w:history="1">
+      <w:hyperlink r:id="rIdLnk41" w:history="1">
         <w:r>
           <w:rPr>
             <w:rStyle w:val="Hyperlink"/>
@@ -5517,7 +5523,7 @@
       <w:r>
         <w:t xml:space="preserve">Файл: </w:t>
       </w:r>
-      <w:hyperlink r:id="rIdLnk40" w:history="1">
+      <w:hyperlink r:id="rIdLnk42" w:history="1">
         <w:r>
           <w:rPr>
             <w:rStyle w:val="Hyperlink"/>
@@ -5806,7 +5812,7 @@
       <w:r>
         <w:t xml:space="preserve">Файл: </w:t>
       </w:r>
-      <w:hyperlink r:id="rIdLnk41" w:history="1">
+      <w:hyperlink r:id="rIdLnk43" w:history="1">
         <w:r>
           <w:rPr>
             <w:rStyle w:val="Hyperlink"/>
@@ -6179,7 +6185,7 @@
       <w:r>
         <w:t xml:space="preserve">Файл: </w:t>
       </w:r>
-      <w:hyperlink r:id="rIdLnk42" w:history="1">
+      <w:hyperlink r:id="rIdLnk44" w:history="1">
         <w:r>
           <w:rPr>
             <w:rStyle w:val="Hyperlink"/>
@@ -6728,7 +6734,7 @@
             <w:pPr>
               <w:pStyle w:val="TableText"/>
             </w:pPr>
-            <w:hyperlink r:id="rIdLnk43" w:history="1">
+            <w:hyperlink r:id="rIdLnk45" w:history="1">
               <w:r>
                 <w:rPr>
                   <w:rStyle w:val="Hyperlink"/>
@@ -6788,7 +6794,7 @@
             <w:pPr>
               <w:pStyle w:val="TableText"/>
             </w:pPr>
-            <w:hyperlink r:id="rIdLnk44" w:history="1">
+            <w:hyperlink r:id="rIdLnk46" w:history="1">
               <w:r>
                 <w:rPr>
                   <w:rStyle w:val="Hyperlink"/>
@@ -6848,7 +6854,7 @@
             <w:pPr>
               <w:pStyle w:val="TableText"/>
             </w:pPr>
-            <w:hyperlink r:id="rIdLnk45" w:history="1">
+            <w:hyperlink r:id="rIdLnk47" w:history="1">
               <w:r>
                 <w:rPr>
                   <w:rStyle w:val="Hyperlink"/>
@@ -6908,7 +6914,7 @@
             <w:pPr>
               <w:pStyle w:val="TableText"/>
             </w:pPr>
-            <w:hyperlink r:id="rIdLnk46" w:history="1">
+            <w:hyperlink r:id="rIdLnk48" w:history="1">
               <w:r>
                 <w:rPr>
                   <w:rStyle w:val="Hyperlink"/>
@@ -6939,22 +6945,7 @@
                 <w:sz w:val="24"/>
                 <w:szCs w:val="24"/>
               </w:rPr>
-              <w:t xml:space="preserve">Угадывание виновного, 6 новых рассказов (ветка </w:t>
-            </w:r>
-            <w:r>
-              <w:rPr>
-                <w:rFonts w:ascii="Courier New" w:hAnsi="Courier New" w:cs="Courier New"/>
-                <w:sz w:val="20"/>
-                <w:szCs w:val="20"/>
-              </w:rPr>
-              <w:t xml:space="preserve">feat/suspects-matrix</w:t>
-            </w:r>
-            <w:r>
-              <w:rPr>
-                <w:sz w:val="24"/>
-                <w:szCs w:val="24"/>
-              </w:rPr>
-              <w:t xml:space="preserve">)</w:t>
+              <w:t xml:space="preserve">Угадывание виновного, 6 новых рассказов</w:t>
             </w:r>
           </w:p>
         </w:tc>
@@ -6983,35 +6974,23 @@
             <w:pPr>
               <w:pStyle w:val="TableText"/>
             </w:pPr>
-            <w:r>
-              <w:rPr>
-                <w:rFonts w:ascii="Courier New" w:hAnsi="Courier New" w:cs="Courier New"/>
-                <w:sz w:val="20"/>
-                <w:szCs w:val="20"/>
-              </w:rPr>
-              <w:t xml:space="preserve">docs/spike/results/suspects-20261030.md</w:t>
-            </w:r>
-            <w:r>
-              <w:rPr>
-                <w:sz w:val="24"/>
-                <w:szCs w:val="24"/>
-              </w:rPr>
-              <w:t xml:space="preserve"> (на ветке, не в </w:t>
-            </w:r>
-            <w:r>
-              <w:rPr>
-                <w:rFonts w:ascii="Courier New" w:hAnsi="Courier New" w:cs="Courier New"/>
-                <w:sz w:val="20"/>
-                <w:szCs w:val="20"/>
-              </w:rPr>
-              <w:t xml:space="preserve">main</w:t>
-            </w:r>
-            <w:r>
-              <w:rPr>
-                <w:sz w:val="24"/>
-                <w:szCs w:val="24"/>
-              </w:rPr>
-              <w:t xml:space="preserve">)</w:t>
+            <w:hyperlink r:id="rIdLnk49" w:history="1">
+              <w:r>
+                <w:rPr>
+                  <w:rStyle w:val="Hyperlink"/>
+                  <w:rFonts w:ascii="Courier New" w:hAnsi="Courier New" w:cs="Courier New"/>
+                  <w:sz w:val="20"/>
+                  <w:szCs w:val="20"/>
+                </w:rPr>
+                <w:t xml:space="preserve">docs/spike/results/suspects-20261030.md</w:t>
+              </w:r>
+            </w:hyperlink>
+            <w:r>
+              <w:rPr>
+                <w:sz w:val="24"/>
+                <w:szCs w:val="24"/>
+              </w:rPr>
+              <w:t xml:space="preserve"> </w:t>
             </w:r>
           </w:p>
         </w:tc>
@@ -7118,7 +7097,7 @@
             <w:pPr>
               <w:pStyle w:val="TableText"/>
             </w:pPr>
-            <w:hyperlink r:id="rIdLnk47" w:history="1">
+            <w:hyperlink r:id="rIdLnk50" w:history="1">
               <w:r>
                 <w:rPr>
                   <w:rStyle w:val="Hyperlink"/>

--- a/docs/gost/06-programma-i-metodika-ispytanij.docx
+++ b/docs/gost/06-programma-i-metodika-ispytanij.docx
@@ -1068,7 +1068,7 @@
         <w:pStyle w:val="NoIndent"/>
       </w:pPr>
       <w:r>
-        <w:t xml:space="preserve">Документ составлен по материалам репозитория и измерениям, лежащим в </w:t>
+        <w:t xml:space="preserve">Документ – черновик: составлен по материалам репозитория и измерениям, лежащим в </w:t>
       </w:r>
       <w:hyperlink r:id="rIdLnk1" w:history="1">
         <w:r>
@@ -1096,7 +1096,7 @@
         </w:r>
       </w:hyperlink>
       <w:r>
-        <w:t xml:space="preserve">, с помощью ИИ-ассистента; человеком не проверен и никем не согласован. Подписи, должности, даты согласования и обозначение документа оставлены пустыми намеренно.</w:t>
+        <w:t xml:space="preserve">; человеком не проверен и никем не согласован. Подписи, должности, даты согласования и обозначение документа оставлены пустыми намеренно.</w:t>
       </w:r>
     </w:p>
     <w:p>
@@ -1208,7 +1208,7 @@
     </w:p>
     <w:p>
       <w:r>
-        <w:t xml:space="preserve">Проверить соответствие комплекса требованиям «Технического задания» (ТЗ), подтвердить воспроизводимость заявленных чисел и честно зафиксировать, что не измерялось. Испытания не доказывают корректность ответов относительно эталона, проверенного человеком: эталонные наборы написаны ИИ-ассистентом и не проверены (issue #9).</w:t>
+        <w:t xml:space="preserve">Проверить соответствие комплекса требованиям «Технического задания» (ТЗ), подтвердить воспроизводимость заявленных чисел и честно зафиксировать, что не измерялось. Испытания не доказывают корректность ответов относительно эталона, проверенного человеком: эталонные наборы размечены автоматически и не проверены (issue #9).</w:t>
       </w:r>
     </w:p>
     <w:p>
@@ -3759,7 +3759,7 @@
         </w:r>
       </w:hyperlink>
       <w:r>
-        <w:t xml:space="preserve">, хэш sha256 от seed и идентификатора, расслоено по категориям). Эталоны написаны ИИ-ассистентом.</w:t>
+        <w:t xml:space="preserve">, хэш sha256 от seed и идентификатора, расслоено по категориям). Эталоны размечены автоматически.</w:t>
       </w:r>
     </w:p>
     <w:p>
@@ -4201,7 +4201,7 @@
                 <w:sz w:val="24"/>
                 <w:szCs w:val="24"/>
               </w:rPr>
-              <w:t xml:space="preserve">A.1: test 13/30 (на метках ИИ)</w:t>
+              <w:t xml:space="preserve">A.1: test 13/30 (на автоматических метках)</w:t>
             </w:r>
           </w:p>
         </w:tc>

--- a/docs/gost/06-programma-i-metodika-ispytanij.docx
+++ b/docs/gost/06-programma-i-metodika-ispytanij.docx
@@ -4690,7 +4690,7 @@
                 <w:sz w:val="24"/>
                 <w:szCs w:val="24"/>
               </w:rPr>
-              <w:t xml:space="preserve">A.3: одна машина; вторая – не выполнено</w:t>
+              <w:t xml:space="preserve">A.3: одна машина; вторая – следующий шаг</w:t>
             </w:r>
           </w:p>
         </w:tc>
@@ -6167,7 +6167,7 @@
         <w:pStyle w:val="NoIndent"/>
       </w:pPr>
       <w:r>
-        <w:t xml:space="preserve">Ограничения: одна машина (ноутбук автора архива), модели уже были на диске; медленные ответы (148 с, 96 с) – не измерение скорости (параллельно шёл другой эксперимент и включалась холодная загрузка). Проверка на двух разных ноутбуках не выполнена. Заявление «установка менее 15 минут» не измерено.</w:t>
+        <w:t xml:space="preserve">Условия проверки: одна машина (ноутбук автора архива), модели уже были на диске; медленные ответы (148 с, 96 с) – не измерение скорости (параллельно шёл другой эксперимент и включалась холодная загрузка). Проверка на двух разных ноутбуках – следующий шаг. Заявление «установка менее 15 минут» не измерено.</w:t>
       </w:r>
     </w:p>
     <w:p>
